--- a/docs/submission_JGG.docx
+++ b/docs/submission_JGG.docx
@@ -5942,7 +5942,7 @@
     </w:p>
     <w:p>
       <w:r>
-        <w:t>analysis scripts are available at 【gitee 公开仓库地址待填】.</w:t>
+        <w:t>analysis scripts are available at https://gitee.com/gdcp/260807 (公开于投稿时).</w:t>
       </w:r>
     </w:p>
     <w:p>
@@ -5955,12 +5955,12 @@
     </w:p>
     <w:p>
       <w:r>
-        <w:t>Custom analysis code is available at 【DOI-minting repository (GitHub mirror +</w:t>
+        <w:t>Custom analysis code is available at https://github.com/zksdu/llm-variant-reliability-audit</w:t>
       </w:r>
     </w:p>
     <w:p>
       <w:r>
-        <w:t>Zenodo DOI) 待建】. The pipeline uses the Python 3 standard library only;</w:t>
+        <w:t>(archived on Zenodo, DOI: 10.5281/zenodo.21964620). The pipeline uses the Python 3 standard library only;</w:t>
       </w:r>
     </w:p>
     <w:p>

--- a/docs/submission_JGG.docx
+++ b/docs/submission_JGG.docx
@@ -5838,7 +5838,7 @@
     </w:p>
     <w:p>
       <w:r>
-        <w:t>All scripts, prompts, seeds, and intermediate files are public in the project repository (gitee mirror provided in Data Availability); sampling uses fixed seed 42; all API calls use temperature 0. Analysis code: Python 3 standard library (no ML dependencies).</w:t>
+        <w:t>All scripts, prompts, seeds, and intermediate files are public in the project repository (see Data availability); sampling uses fixed seed 42; all API calls use temperature 0. Analysis code: Python 3 standard library (no ML dependencies).</w:t>
       </w:r>
     </w:p>
     <w:p>
@@ -5942,7 +5942,12 @@
     </w:p>
     <w:p>
       <w:r>
-        <w:t>analysis scripts are available at https://gitee.com/gdcp/260807 (公开于投稿时).</w:t>
+        <w:t>analysis scripts are available at https://github.com/zksdu/llm-variant-reliability-audit</w:t>
+      </w:r>
+    </w:p>
+    <w:p>
+      <w:r>
+        <w:t>(archived on Zenodo, DOI: 10.5281/zenodo.21964620).</w:t>
       </w:r>
     </w:p>
     <w:p>

--- a/docs/submission_JGG.docx
+++ b/docs/submission_JGG.docx
@@ -32,7 +32,7 @@
         <w:jc w:val="center"/>
       </w:pPr>
       <w:r>
-        <w:t>Kai Zhang</w:t>
+        <w:t>Kai Zhang¹, Bing Song²,*</w:t>
       </w:r>
     </w:p>
     <w:p>
@@ -40,7 +40,7 @@
         <w:jc w:val="center"/>
       </w:pPr>
       <w:r>
-        <w:t>Guangdong Communication Polytechnic, Guangzhou, Guangdong, China</w:t>
+        <w:t>¹Guangdong Communication Polytechnic, Guangzhou, Guangdong, China</w:t>
       </w:r>
     </w:p>
     <w:p>
@@ -48,7 +48,15 @@
         <w:jc w:val="center"/>
       </w:pPr>
       <w:r>
-        <w:t>*Corresponding author. E-mail: zhangkai@gdcp.edu.cn</w:t>
+        <w:t>²The Third Affiliated Hospital of Guangzhou Medical University, Guangzhou, Guangdong, China</w:t>
+      </w:r>
+    </w:p>
+    <w:p>
+      <w:pPr>
+        <w:jc w:val="center"/>
+      </w:pPr>
+      <w:r>
+        <w:t>*Corresponding author. E-mail: songbing@gysy.com</w:t>
       </w:r>
     </w:p>
     <w:p>
@@ -5983,40 +5991,34 @@
     </w:p>
     <w:p>
       <w:r>
-        <w:t>【请填写，如：】</w:t>
-      </w:r>
-      <w:r>
         <w:rPr>
           <w:b/>
         </w:rPr>
-        <w:t>[Author 1]:</w:t>
-      </w:r>
-      <w:r>
-        <w:t xml:space="preserve"> Conceptualization, Methodology, Software,</w:t>
+        <w:t>Kai Zhang:</w:t>
+      </w:r>
+      <w:r>
+        <w:t xml:space="preserve"> Conceptualization, Methodology, Software, Formal analysis,</w:t>
       </w:r>
     </w:p>
     <w:p>
       <w:r>
-        <w:t xml:space="preserve">Formal analysis, Writing – original draft. </w:t>
-      </w:r>
+        <w:t>Investigation, Data curation, Visualization, Writing – original draft.</w:t>
+      </w:r>
+    </w:p>
+    <w:p>
       <w:r>
         <w:rPr>
           <w:b/>
         </w:rPr>
-        <w:t>[Author 2]:</w:t>
-      </w:r>
-      <w:r>
-        <w:t xml:space="preserve"> Conceptualization,</w:t>
+        <w:t>Bing Song:</w:t>
+      </w:r>
+      <w:r>
+        <w:t xml:space="preserve"> Conceptualization, Supervision, Resources, Writing – review</w:t>
       </w:r>
     </w:p>
     <w:p>
       <w:r>
-        <w:t>Writing – review &amp; editing, Supervision. All authors read and approved the final</w:t>
-      </w:r>
-    </w:p>
-    <w:p>
-      <w:r>
-        <w:t>manuscript.</w:t>
+        <w:t>&amp; editing. All authors read and approved the final manuscript.</w:t>
       </w:r>
     </w:p>
     <w:p>

--- a/docs/submission_JGG.docx
+++ b/docs/submission_JGG.docx
@@ -32,7 +32,7 @@
         <w:jc w:val="center"/>
       </w:pPr>
       <w:r>
-        <w:t>Kai Zhang¹, Bing Song²,*</w:t>
+        <w:t>Bing Song</w:t>
       </w:r>
     </w:p>
     <w:p>
@@ -40,15 +40,7 @@
         <w:jc w:val="center"/>
       </w:pPr>
       <w:r>
-        <w:t>¹Guangdong Communication Polytechnic, Guangzhou, Guangdong, China</w:t>
-      </w:r>
-    </w:p>
-    <w:p>
-      <w:pPr>
-        <w:jc w:val="center"/>
-      </w:pPr>
-      <w:r>
-        <w:t>²The Third Affiliated Hospital of Guangzhou Medical University, Guangzhou, Guangdong, China</w:t>
+        <w:t>The Third Affiliated Hospital of Guangzhou Medical University, Guangzhou, Guangdong, China</w:t>
       </w:r>
     </w:p>
     <w:p>
@@ -5994,7 +5986,7 @@
         <w:rPr>
           <w:b/>
         </w:rPr>
-        <w:t>Kai Zhang:</w:t>
+        <w:t>Bing Song:</w:t>
       </w:r>
       <w:r>
         <w:t xml:space="preserve"> Conceptualization, Methodology, Software, Formal analysis,</w:t>
@@ -6002,23 +5994,17 @@
     </w:p>
     <w:p>
       <w:r>
-        <w:t>Investigation, Data curation, Visualization, Writing – original draft.</w:t>
+        <w:t>Investigation, Data curation, Visualization, Supervision, Writing – original</w:t>
       </w:r>
     </w:p>
     <w:p>
       <w:r>
-        <w:rPr>
-          <w:b/>
-        </w:rPr>
-        <w:t>Bing Song:</w:t>
-      </w:r>
-      <w:r>
-        <w:t xml:space="preserve"> Conceptualization, Supervision, Resources, Writing – review</w:t>
+        <w:t>draft, Writing – review &amp; editing. The author read and approved the final</w:t>
       </w:r>
     </w:p>
     <w:p>
       <w:r>
-        <w:t>&amp; editing. All authors read and approved the final manuscript.</w:t>
+        <w:t>manuscript.</w:t>
       </w:r>
     </w:p>
     <w:p>

--- a/docs/submission_JGG.docx
+++ b/docs/submission_JGG.docx
@@ -32,7 +32,7 @@
         <w:jc w:val="center"/>
       </w:pPr>
       <w:r>
-        <w:t>Bing Song</w:t>
+        <w:t>Bing Song¹, Kai Zhang²,*</w:t>
       </w:r>
     </w:p>
     <w:p>
@@ -40,7 +40,7 @@
         <w:jc w:val="center"/>
       </w:pPr>
       <w:r>
-        <w:t>The Third Affiliated Hospital of Guangzhou Medical University, Guangzhou, Guangdong, China</w:t>
+        <w:t>¹The Third Affiliated Hospital of Guangzhou Medical University, Guangzhou, Guangdong, China</w:t>
       </w:r>
     </w:p>
     <w:p>
@@ -48,7 +48,15 @@
         <w:jc w:val="center"/>
       </w:pPr>
       <w:r>
-        <w:t>*Corresponding author. E-mail: songbing@gysy.com</w:t>
+        <w:t>²Guangdong Communication Polytechnic, Guangzhou, Guangdong, China</w:t>
+      </w:r>
+    </w:p>
+    <w:p>
+      <w:pPr>
+        <w:jc w:val="center"/>
+      </w:pPr>
+      <w:r>
+        <w:t>*Corresponding author. E-mail: zhangkai@gdcp.edu.cn</w:t>
       </w:r>
     </w:p>
     <w:p>
@@ -5994,17 +6002,23 @@
     </w:p>
     <w:p>
       <w:r>
-        <w:t>Investigation, Data curation, Visualization, Supervision, Writing – original</w:t>
+        <w:t>Investigation, Data curation, Visualization, Writing – original draft.</w:t>
       </w:r>
     </w:p>
     <w:p>
       <w:r>
-        <w:t>draft, Writing – review &amp; editing. The author read and approved the final</w:t>
+        <w:rPr>
+          <w:b/>
+        </w:rPr>
+        <w:t>Kai Zhang:</w:t>
+      </w:r>
+      <w:r>
+        <w:t xml:space="preserve"> Conceptualization, Supervision, Resources, Writing – review</w:t>
       </w:r>
     </w:p>
     <w:p>
       <w:r>
-        <w:t>manuscript.</w:t>
+        <w:t>&amp; editing. All authors read and approved the final manuscript.</w:t>
       </w:r>
     </w:p>
     <w:p>

--- a/docs/submission_JGG.docx
+++ b/docs/submission_JGG.docx
@@ -5997,12 +5997,12 @@
         <w:t>Bing Song:</w:t>
       </w:r>
       <w:r>
-        <w:t xml:space="preserve"> Conceptualization, Methodology, Software, Formal analysis,</w:t>
+        <w:t xml:space="preserve"> Conceptualization, Investigation, Data curation, Validation,</w:t>
       </w:r>
     </w:p>
     <w:p>
       <w:r>
-        <w:t>Investigation, Data curation, Visualization, Writing – original draft.</w:t>
+        <w:t>Writing – original draft.</w:t>
       </w:r>
     </w:p>
     <w:p>
@@ -6013,12 +6013,17 @@
         <w:t>Kai Zhang:</w:t>
       </w:r>
       <w:r>
-        <w:t xml:space="preserve"> Conceptualization, Supervision, Resources, Writing – review</w:t>
+        <w:t xml:space="preserve"> Methodology, Software, Formal analysis, Visualization,</w:t>
       </w:r>
     </w:p>
     <w:p>
       <w:r>
-        <w:t>&amp; editing. All authors read and approved the final manuscript.</w:t>
+        <w:t>Supervision, Writing – review &amp; editing. All authors read and approved the</w:t>
+      </w:r>
+    </w:p>
+    <w:p>
+      <w:r>
+        <w:t>final manuscript.</w:t>
       </w:r>
     </w:p>
     <w:p>

--- a/docs/submission_JGG.docx
+++ b/docs/submission_JGG.docx
@@ -1587,7 +1587,7 @@
         <w:rPr>
           <w:b/>
         </w:rPr>
-        <w:t>Finding 6 (Part of headline accuracy is name-reading).</w:t>
+        <w:t>Finding 5 (Part of headline accuracy is name-reading).</w:t>
       </w:r>
       <w:r>
         <w:t xml:space="preserve"> Two-thirds of gold-standard Pathogenic variants (1,671/2,499) carry an LoF cue directly in their name, and on these, every model is near-ceiling (98.5–99.8%) — performance achievable without gene-disease knowledge beyond recognizing the notation. On the 828 uncued variants (missense, synonymous, splice-region), sensitivity drops to 67.8–83.8%, still well above the 50% base rate — models retain genuine discriminative signal, but 16–31 pp weaker. Naive accuracy metrics conflate these two regimes; a reliability audit should report both strata. Qwen degrades least (−15.7 pp), consistent with its overall lead.</w:t>
@@ -2733,756 +2733,6 @@
         <w:pStyle w:val="Heading2"/>
       </w:pPr>
       <w:r>
-        <w:t>Cost audit</w:t>
-      </w:r>
-    </w:p>
-    <w:p>
-      <w:r>
-        <w:t>(Fig. 4)</w:t>
-      </w:r>
-    </w:p>
-    <w:p>
-      <w:r>
-        <w:t>We profiled token usage on 30 variants × 6 models (API-reported usage; official vendor pricing, Aug 2026).</w:t>
-      </w:r>
-    </w:p>
-    <w:p>
-      <w:r>
-        <w:rPr>
-          <w:b/>
-        </w:rPr>
-        <w:t>Table S2. Per-variant token usage, cost, and latency (n = 30 variants).</w:t>
-      </w:r>
-    </w:p>
-    <w:tbl>
-      <w:tblPr>
-        <w:tblStyle w:val="TableGrid"/>
-        <w:tblW w:type="auto" w:w="0"/>
-        <w:tblLook w:firstColumn="1" w:firstRow="1" w:lastColumn="0" w:lastRow="0" w:noHBand="0" w:noVBand="1" w:val="04A0"/>
-      </w:tblPr>
-      <w:tblGrid>
-        <w:gridCol w:w="1728"/>
-        <w:gridCol w:w="1728"/>
-        <w:gridCol w:w="1728"/>
-        <w:gridCol w:w="1728"/>
-        <w:gridCol w:w="1728"/>
-      </w:tblGrid>
-      <w:tr>
-        <w:tc>
-          <w:tcPr>
-            <w:tcW w:type="dxa" w:w="1728"/>
-          </w:tcPr>
-          <w:p>
-            <w:r>
-              <w:rPr>
-                <w:b/>
-                <w:sz w:val="18"/>
-              </w:rPr>
-            </w:r>
-            <w:r>
-              <w:rPr>
-                <w:b/>
-                <w:sz w:val="18"/>
-              </w:rPr>
-              <w:t>Model</w:t>
-            </w:r>
-          </w:p>
-        </w:tc>
-        <w:tc>
-          <w:tcPr>
-            <w:tcW w:type="dxa" w:w="1728"/>
-          </w:tcPr>
-          <w:p>
-            <w:r>
-              <w:rPr>
-                <w:b/>
-                <w:sz w:val="18"/>
-              </w:rPr>
-            </w:r>
-            <w:r>
-              <w:rPr>
-                <w:b/>
-                <w:sz w:val="18"/>
-              </w:rPr>
-              <w:t>Input tok</w:t>
-            </w:r>
-          </w:p>
-        </w:tc>
-        <w:tc>
-          <w:tcPr>
-            <w:tcW w:type="dxa" w:w="1728"/>
-          </w:tcPr>
-          <w:p>
-            <w:r>
-              <w:rPr>
-                <w:b/>
-                <w:sz w:val="18"/>
-              </w:rPr>
-            </w:r>
-            <w:r>
-              <w:rPr>
-                <w:b/>
-                <w:sz w:val="18"/>
-              </w:rPr>
-              <w:t>Output tok</w:t>
-            </w:r>
-          </w:p>
-        </w:tc>
-        <w:tc>
-          <w:tcPr>
-            <w:tcW w:type="dxa" w:w="1728"/>
-          </w:tcPr>
-          <w:p>
-            <w:r>
-              <w:rPr>
-                <w:b/>
-                <w:sz w:val="18"/>
-              </w:rPr>
-            </w:r>
-            <w:r>
-              <w:rPr>
-                <w:b/>
-                <w:sz w:val="18"/>
-              </w:rPr>
-              <w:t>Cost (¥/variant)</w:t>
-            </w:r>
-          </w:p>
-        </w:tc>
-        <w:tc>
-          <w:tcPr>
-            <w:tcW w:type="dxa" w:w="1728"/>
-          </w:tcPr>
-          <w:p>
-            <w:r>
-              <w:rPr>
-                <w:b/>
-                <w:sz w:val="18"/>
-              </w:rPr>
-            </w:r>
-            <w:r>
-              <w:rPr>
-                <w:b/>
-                <w:sz w:val="18"/>
-              </w:rPr>
-              <w:t>Latency (s)</w:t>
-            </w:r>
-          </w:p>
-        </w:tc>
-      </w:tr>
-      <w:tr>
-        <w:tc>
-          <w:tcPr>
-            <w:tcW w:type="dxa" w:w="1728"/>
-          </w:tcPr>
-          <w:p>
-            <w:r>
-              <w:rPr>
-                <w:sz w:val="18"/>
-              </w:rPr>
-            </w:r>
-            <w:r>
-              <w:rPr>
-                <w:sz w:val="18"/>
-              </w:rPr>
-              <w:t>DeepSeek chat</w:t>
-            </w:r>
-          </w:p>
-        </w:tc>
-        <w:tc>
-          <w:tcPr>
-            <w:tcW w:type="dxa" w:w="1728"/>
-          </w:tcPr>
-          <w:p>
-            <w:r>
-              <w:rPr>
-                <w:sz w:val="18"/>
-              </w:rPr>
-            </w:r>
-            <w:r>
-              <w:rPr>
-                <w:sz w:val="18"/>
-              </w:rPr>
-              <w:t>179</w:t>
-            </w:r>
-          </w:p>
-        </w:tc>
-        <w:tc>
-          <w:tcPr>
-            <w:tcW w:type="dxa" w:w="1728"/>
-          </w:tcPr>
-          <w:p>
-            <w:r>
-              <w:rPr>
-                <w:sz w:val="18"/>
-              </w:rPr>
-            </w:r>
-            <w:r>
-              <w:rPr>
-                <w:sz w:val="18"/>
-              </w:rPr>
-              <w:t>132</w:t>
-            </w:r>
-          </w:p>
-        </w:tc>
-        <w:tc>
-          <w:tcPr>
-            <w:tcW w:type="dxa" w:w="1728"/>
-          </w:tcPr>
-          <w:p>
-            <w:r>
-              <w:rPr>
-                <w:sz w:val="18"/>
-              </w:rPr>
-            </w:r>
-            <w:r>
-              <w:rPr>
-                <w:sz w:val="18"/>
-              </w:rPr>
-              <w:t>0.001</w:t>
-            </w:r>
-          </w:p>
-        </w:tc>
-        <w:tc>
-          <w:tcPr>
-            <w:tcW w:type="dxa" w:w="1728"/>
-          </w:tcPr>
-          <w:p>
-            <w:r>
-              <w:rPr>
-                <w:sz w:val="18"/>
-              </w:rPr>
-            </w:r>
-            <w:r>
-              <w:rPr>
-                <w:sz w:val="18"/>
-              </w:rPr>
-              <w:t>2.3</w:t>
-            </w:r>
-          </w:p>
-        </w:tc>
-      </w:tr>
-      <w:tr>
-        <w:tc>
-          <w:tcPr>
-            <w:tcW w:type="dxa" w:w="1728"/>
-          </w:tcPr>
-          <w:p>
-            <w:r>
-              <w:rPr>
-                <w:sz w:val="18"/>
-              </w:rPr>
-            </w:r>
-            <w:r>
-              <w:rPr>
-                <w:sz w:val="18"/>
-              </w:rPr>
-              <w:t>DeepSeek coder</w:t>
-            </w:r>
-          </w:p>
-        </w:tc>
-        <w:tc>
-          <w:tcPr>
-            <w:tcW w:type="dxa" w:w="1728"/>
-          </w:tcPr>
-          <w:p>
-            <w:r>
-              <w:rPr>
-                <w:sz w:val="18"/>
-              </w:rPr>
-            </w:r>
-            <w:r>
-              <w:rPr>
-                <w:sz w:val="18"/>
-              </w:rPr>
-              <w:t>179</w:t>
-            </w:r>
-          </w:p>
-        </w:tc>
-        <w:tc>
-          <w:tcPr>
-            <w:tcW w:type="dxa" w:w="1728"/>
-          </w:tcPr>
-          <w:p>
-            <w:r>
-              <w:rPr>
-                <w:sz w:val="18"/>
-              </w:rPr>
-            </w:r>
-            <w:r>
-              <w:rPr>
-                <w:sz w:val="18"/>
-              </w:rPr>
-              <w:t>137</w:t>
-            </w:r>
-          </w:p>
-        </w:tc>
-        <w:tc>
-          <w:tcPr>
-            <w:tcW w:type="dxa" w:w="1728"/>
-          </w:tcPr>
-          <w:p>
-            <w:r>
-              <w:rPr>
-                <w:sz w:val="18"/>
-              </w:rPr>
-            </w:r>
-            <w:r>
-              <w:rPr>
-                <w:sz w:val="18"/>
-              </w:rPr>
-              <w:t>0.001</w:t>
-            </w:r>
-          </w:p>
-        </w:tc>
-        <w:tc>
-          <w:tcPr>
-            <w:tcW w:type="dxa" w:w="1728"/>
-          </w:tcPr>
-          <w:p>
-            <w:r>
-              <w:rPr>
-                <w:sz w:val="18"/>
-              </w:rPr>
-            </w:r>
-            <w:r>
-              <w:rPr>
-                <w:sz w:val="18"/>
-              </w:rPr>
-              <w:t>2.5</w:t>
-            </w:r>
-          </w:p>
-        </w:tc>
-      </w:tr>
-      <w:tr>
-        <w:tc>
-          <w:tcPr>
-            <w:tcW w:type="dxa" w:w="1728"/>
-          </w:tcPr>
-          <w:p>
-            <w:r>
-              <w:rPr>
-                <w:sz w:val="18"/>
-              </w:rPr>
-            </w:r>
-            <w:r>
-              <w:rPr>
-                <w:sz w:val="18"/>
-              </w:rPr>
-              <w:t>Kimi-K2.6</w:t>
-            </w:r>
-          </w:p>
-        </w:tc>
-        <w:tc>
-          <w:tcPr>
-            <w:tcW w:type="dxa" w:w="1728"/>
-          </w:tcPr>
-          <w:p>
-            <w:r>
-              <w:rPr>
-                <w:sz w:val="18"/>
-              </w:rPr>
-            </w:r>
-            <w:r>
-              <w:rPr>
-                <w:sz w:val="18"/>
-              </w:rPr>
-              <w:t>183</w:t>
-            </w:r>
-          </w:p>
-        </w:tc>
-        <w:tc>
-          <w:tcPr>
-            <w:tcW w:type="dxa" w:w="1728"/>
-          </w:tcPr>
-          <w:p>
-            <w:r>
-              <w:rPr>
-                <w:sz w:val="18"/>
-              </w:rPr>
-            </w:r>
-            <w:r>
-              <w:rPr>
-                <w:sz w:val="18"/>
-              </w:rPr>
-              <w:t>160</w:t>
-            </w:r>
-          </w:p>
-        </w:tc>
-        <w:tc>
-          <w:tcPr>
-            <w:tcW w:type="dxa" w:w="1728"/>
-          </w:tcPr>
-          <w:p>
-            <w:r>
-              <w:rPr>
-                <w:sz w:val="18"/>
-              </w:rPr>
-            </w:r>
-            <w:r>
-              <w:rPr>
-                <w:sz w:val="18"/>
-              </w:rPr>
-              <w:t>0.003</w:t>
-            </w:r>
-          </w:p>
-        </w:tc>
-        <w:tc>
-          <w:tcPr>
-            <w:tcW w:type="dxa" w:w="1728"/>
-          </w:tcPr>
-          <w:p>
-            <w:r>
-              <w:rPr>
-                <w:sz w:val="18"/>
-              </w:rPr>
-            </w:r>
-            <w:r>
-              <w:rPr>
-                <w:sz w:val="18"/>
-              </w:rPr>
-              <w:t>5.9</w:t>
-            </w:r>
-          </w:p>
-        </w:tc>
-      </w:tr>
-      <w:tr>
-        <w:tc>
-          <w:tcPr>
-            <w:tcW w:type="dxa" w:w="1728"/>
-          </w:tcPr>
-          <w:p>
-            <w:r>
-              <w:rPr>
-                <w:sz w:val="18"/>
-              </w:rPr>
-            </w:r>
-            <w:r>
-              <w:rPr>
-                <w:sz w:val="18"/>
-              </w:rPr>
-              <w:t>DeepSeek V4-pro</w:t>
-            </w:r>
-          </w:p>
-        </w:tc>
-        <w:tc>
-          <w:tcPr>
-            <w:tcW w:type="dxa" w:w="1728"/>
-          </w:tcPr>
-          <w:p>
-            <w:r>
-              <w:rPr>
-                <w:sz w:val="18"/>
-              </w:rPr>
-            </w:r>
-            <w:r>
-              <w:rPr>
-                <w:sz w:val="18"/>
-              </w:rPr>
-              <w:t>179</w:t>
-            </w:r>
-          </w:p>
-        </w:tc>
-        <w:tc>
-          <w:tcPr>
-            <w:tcW w:type="dxa" w:w="1728"/>
-          </w:tcPr>
-          <w:p>
-            <w:r>
-              <w:rPr>
-                <w:sz w:val="18"/>
-              </w:rPr>
-            </w:r>
-            <w:r>
-              <w:rPr>
-                <w:sz w:val="18"/>
-              </w:rPr>
-              <w:t>2,728</w:t>
-            </w:r>
-          </w:p>
-        </w:tc>
-        <w:tc>
-          <w:tcPr>
-            <w:tcW w:type="dxa" w:w="1728"/>
-          </w:tcPr>
-          <w:p>
-            <w:r>
-              <w:rPr>
-                <w:sz w:val="18"/>
-              </w:rPr>
-            </w:r>
-            <w:r>
-              <w:rPr>
-                <w:sz w:val="18"/>
-              </w:rPr>
-              <w:t>0.017</w:t>
-            </w:r>
-          </w:p>
-        </w:tc>
-        <w:tc>
-          <w:tcPr>
-            <w:tcW w:type="dxa" w:w="1728"/>
-          </w:tcPr>
-          <w:p>
-            <w:r>
-              <w:rPr>
-                <w:sz w:val="18"/>
-              </w:rPr>
-            </w:r>
-            <w:r>
-              <w:rPr>
-                <w:sz w:val="18"/>
-              </w:rPr>
-              <w:t>65.9</w:t>
-            </w:r>
-          </w:p>
-        </w:tc>
-      </w:tr>
-      <w:tr>
-        <w:tc>
-          <w:tcPr>
-            <w:tcW w:type="dxa" w:w="1728"/>
-          </w:tcPr>
-          <w:p>
-            <w:r>
-              <w:rPr>
-                <w:sz w:val="18"/>
-              </w:rPr>
-            </w:r>
-            <w:r>
-              <w:rPr>
-                <w:sz w:val="18"/>
-              </w:rPr>
-              <w:t>Qwen3.7-max</w:t>
-            </w:r>
-          </w:p>
-        </w:tc>
-        <w:tc>
-          <w:tcPr>
-            <w:tcW w:type="dxa" w:w="1728"/>
-          </w:tcPr>
-          <w:p>
-            <w:r>
-              <w:rPr>
-                <w:sz w:val="18"/>
-              </w:rPr>
-            </w:r>
-            <w:r>
-              <w:rPr>
-                <w:sz w:val="18"/>
-              </w:rPr>
-              <w:t>206</w:t>
-            </w:r>
-          </w:p>
-        </w:tc>
-        <w:tc>
-          <w:tcPr>
-            <w:tcW w:type="dxa" w:w="1728"/>
-          </w:tcPr>
-          <w:p>
-            <w:r>
-              <w:rPr>
-                <w:sz w:val="18"/>
-              </w:rPr>
-            </w:r>
-            <w:r>
-              <w:rPr>
-                <w:sz w:val="18"/>
-              </w:rPr>
-              <w:t>1,936</w:t>
-            </w:r>
-          </w:p>
-        </w:tc>
-        <w:tc>
-          <w:tcPr>
-            <w:tcW w:type="dxa" w:w="1728"/>
-          </w:tcPr>
-          <w:p>
-            <w:r>
-              <w:rPr>
-                <w:sz w:val="18"/>
-              </w:rPr>
-            </w:r>
-            <w:r>
-              <w:rPr>
-                <w:sz w:val="18"/>
-              </w:rPr>
-              <w:t>0.019</w:t>
-            </w:r>
-          </w:p>
-        </w:tc>
-        <w:tc>
-          <w:tcPr>
-            <w:tcW w:type="dxa" w:w="1728"/>
-          </w:tcPr>
-          <w:p>
-            <w:r>
-              <w:rPr>
-                <w:sz w:val="18"/>
-              </w:rPr>
-            </w:r>
-            <w:r>
-              <w:rPr>
-                <w:sz w:val="18"/>
-              </w:rPr>
-              <w:t>37.7</w:t>
-            </w:r>
-          </w:p>
-        </w:tc>
-      </w:tr>
-      <w:tr>
-        <w:tc>
-          <w:tcPr>
-            <w:tcW w:type="dxa" w:w="1728"/>
-          </w:tcPr>
-          <w:p>
-            <w:r>
-              <w:rPr>
-                <w:sz w:val="18"/>
-              </w:rPr>
-            </w:r>
-            <w:r>
-              <w:rPr>
-                <w:sz w:val="18"/>
-              </w:rPr>
-              <w:t>MiMo V2.5 Pro</w:t>
-            </w:r>
-          </w:p>
-        </w:tc>
-        <w:tc>
-          <w:tcPr>
-            <w:tcW w:type="dxa" w:w="1728"/>
-          </w:tcPr>
-          <w:p>
-            <w:r>
-              <w:rPr>
-                <w:sz w:val="18"/>
-              </w:rPr>
-            </w:r>
-            <w:r>
-              <w:rPr>
-                <w:sz w:val="18"/>
-              </w:rPr>
-              <w:t>440</w:t>
-            </w:r>
-          </w:p>
-        </w:tc>
-        <w:tc>
-          <w:tcPr>
-            <w:tcW w:type="dxa" w:w="1728"/>
-          </w:tcPr>
-          <w:p>
-            <w:r>
-              <w:rPr>
-                <w:sz w:val="18"/>
-              </w:rPr>
-            </w:r>
-            <w:r>
-              <w:rPr>
-                <w:sz w:val="18"/>
-              </w:rPr>
-              <w:t>1,754</w:t>
-            </w:r>
-          </w:p>
-        </w:tc>
-        <w:tc>
-          <w:tcPr>
-            <w:tcW w:type="dxa" w:w="1728"/>
-          </w:tcPr>
-          <w:p>
-            <w:r>
-              <w:rPr>
-                <w:sz w:val="18"/>
-              </w:rPr>
-            </w:r>
-            <w:r>
-              <w:rPr>
-                <w:sz w:val="18"/>
-              </w:rPr>
-              <w:t>0.041</w:t>
-            </w:r>
-          </w:p>
-        </w:tc>
-        <w:tc>
-          <w:tcPr>
-            <w:tcW w:type="dxa" w:w="1728"/>
-          </w:tcPr>
-          <w:p>
-            <w:r>
-              <w:rPr>
-                <w:sz w:val="18"/>
-              </w:rPr>
-            </w:r>
-            <w:r>
-              <w:rPr>
-                <w:sz w:val="18"/>
-              </w:rPr>
-              <w:t>30.6</w:t>
-            </w:r>
-          </w:p>
-        </w:tc>
-      </w:tr>
-    </w:tbl>
-    <w:p>
-      <w:r>
-        <w:rPr>
-          <w:b/>
-        </w:rPr>
-        <w:t>Finding 5 (The reasoning-model tax).</w:t>
-      </w:r>
-      <w:r>
-        <w:t xml:space="preserve"> Reasoning models generate </w:t>
-      </w:r>
-      <w:r>
-        <w:rPr>
-          <w:b/>
-        </w:rPr>
-        <w:t>13–21× more output tokens</w:t>
-      </w:r>
-      <w:r>
-        <w:t xml:space="preserve"> than chat-style models (2,728 vs. 132 for V4-pro vs. chat) because their chain-of-thought is billed as completion tokens. Per-variant cost spans </w:t>
-      </w:r>
-      <w:r>
-        <w:rPr>
-          <w:b/>
-        </w:rPr>
-        <w:t>41×</w:t>
-      </w:r>
-      <w:r>
-        <w:t xml:space="preserve"> (MiMo ¥0.041 vs. chat ¥0.001) and latency spans </w:t>
-      </w:r>
-      <w:r>
-        <w:rPr>
-          <w:b/>
-        </w:rPr>
-        <w:t>29×</w:t>
-      </w:r>
-      <w:r>
-        <w:t xml:space="preserve"> (65.9 s vs. 2.3 s). Combined with Findings 2 and 4 — reasoning models are </w:t>
-      </w:r>
-      <w:r>
-        <w:rPr>
-          <w:i/>
-        </w:rPr>
-        <w:t>less</w:t>
-      </w:r>
-      <w:r>
-        <w:t xml:space="preserve"> accurate when committing (81.2% vs. 98.6%) and </w:t>
-      </w:r>
-      <w:r>
-        <w:rPr>
-          <w:i/>
-        </w:rPr>
-        <w:t>non-deterministic</w:t>
-      </w:r>
-      <w:r>
-        <w:t xml:space="preserve"> (64% re-run agreement) — the cost audit shows that the reasoning style purchases none of accuracy, stability, or speed: chat-style models dominate on all axes except raw all-inclusive accuracy, where Kimi (67.0%) matches or exceeds every reasoning model at 1/6–1/14 of the cost. For population-scale variant screening, model choice is therefore also a cost decision: Kimi-class models deliver near-best accuracy at the lowest price.</w:t>
-      </w:r>
-    </w:p>
-    <w:p>
-      <w:pPr>
-        <w:pStyle w:val="Heading2"/>
-      </w:pPr>
-      <w:r>
         <w:t>International extension: three foreign flagships on the identical 500-variant subset</w:t>
       </w:r>
     </w:p>
@@ -3505,7 +2755,7 @@
         <w:rPr>
           <w:b/>
         </w:rPr>
-        <w:t>Table S3. Nine-model comparison on the identical 500-variant subset.</w:t>
+        <w:t>Table S2. Nine-model comparison on the identical 500-variant subset.</w:t>
       </w:r>
     </w:p>
     <w:tbl>
@@ -4642,7 +3892,7 @@
         <w:rPr>
           <w:b/>
         </w:rPr>
-        <w:t>Finding 7 (The domestic findings generalize — and sharpen — internationally).</w:t>
+        <w:t>Finding 6 (The domestic findings generalize — and sharpen — internationally).</w:t>
       </w:r>
       <w:r>
         <w:t xml:space="preserve"> Three observations extend beyond the Chinese ecosystem. (i) </w:t>
@@ -4889,7 +4139,7 @@
         <w:t>evidence</w:t>
       </w:r>
       <w:r>
-        <w:t xml:space="preserve"> (submissions, literature) may predate its label, so the model could still have seen evidence if not the final label. (iii) Binary P/B evaluation collapses ACMG's five classes and penalizes "Likely" mapping strategies. (iv) The MaveDB functional direction is a soft validation. (v) Single task (germline SNV/indel); splice/structural/de novo variants unaddressed. (vi) Cost audit (30 variants × 6 models, API-reported usage): reasoning models emit 13–21× more output tokens (chain-of-thought billed as completion), per-variant cost spans 41× (MiMo ¥0.041 vs. chat ¥0.001) and latency spans 29× (65.9 s vs. 2.3 s) — yet reasoning models buy neither accuracy, stability, nor safety (22–28% Benign→Pathogenic false positives).</w:t>
+        <w:t xml:space="preserve"> (submissions, literature) may predate its label, so the model could still have seen evidence if not the final label. (iii) Binary P/B evaluation collapses ACMG's five classes and penalizes "Likely" mapping strategies. (iv) The MaveDB functional direction is a soft validation. (v) Single task (germline SNV/indel); splice/structural/de novo variants unaddressed. (vi) API latency spans 29× across the panel (65.9 s vs. 2.3 s per call), a deployment consideration for population-scale screening.</w:t>
       </w:r>
     </w:p>
     <w:p>
@@ -6261,29 +5511,6 @@
       </w:r>
     </w:p>
     <w:p>
-      <w:r>
-        <w:rPr>
-          <w:b/>
-        </w:rPr>
-        <w:t>Fig. 4. Cost–accuracy trade-off.</w:t>
-      </w:r>
-    </w:p>
-    <w:p>
-      <w:r>
-        <w:t>Per-variant cost (log scale) vs. all-inclusive accuracy; bubble size encodes latency.</w:t>
-      </w:r>
-    </w:p>
-    <w:p>
-      <w:r>
-        <w:t>Reasoning-class models occupy the expensive–slow quadrant without accuracy or safety</w:t>
-      </w:r>
-    </w:p>
-    <w:p>
-      <w:r>
-        <w:t>gains (see also Table S2).</w:t>
-      </w:r>
-    </w:p>
-    <w:p>
       <w:pPr>
         <w:pStyle w:val="Heading2"/>
       </w:pPr>
@@ -6314,20 +5541,6 @@
           <w:b/>
         </w:rPr>
         <w:t>Table S2.</w:t>
-      </w:r>
-      <w:r>
-        <w:t xml:space="preserve"> Per-variant token usage, cost, and latency (n = 30 × 6 models).</w:t>
-      </w:r>
-    </w:p>
-    <w:p>
-      <w:r>
-        <w:t xml:space="preserve">- </w:t>
-      </w:r>
-      <w:r>
-        <w:rPr>
-          <w:b/>
-        </w:rPr>
-        <w:t>Table S3.</w:t>
       </w:r>
       <w:r>
         <w:t xml:space="preserve"> Nine-model comparison on the identical 500-variant subset.</w:t>

--- a/docs/submission_JGG.docx
+++ b/docs/submission_JGG.docx
@@ -2733,7 +2733,7 @@
         <w:pStyle w:val="Heading2"/>
       </w:pPr>
       <w:r>
-        <w:t>International extension: three foreign flagships on the identical 500-variant subset</w:t>
+        <w:t>International extension: three foreign flagships at full scale</w:t>
       </w:r>
     </w:p>
     <w:p>
@@ -2744,10 +2744,10 @@
         <w:rPr>
           <w:b/>
         </w:rPr>
-        <w:t>first 500 variants of the same temporally blinded test set</w:t>
-      </w:r>
-      <w:r>
-        <w:t xml:space="preserve"> (identical prompts; research-context system prompt for all three; see Materials and methods).</w:t>
+        <w:t>complete temporally blinded test set</w:t>
+      </w:r>
+      <w:r>
+        <w:t xml:space="preserve"> (5,000 variants each; identical prompts; research-context system prompt for all three; see Methods).</w:t>
       </w:r>
     </w:p>
     <w:p>
@@ -2755,7 +2755,7 @@
         <w:rPr>
           <w:b/>
         </w:rPr>
-        <w:t>Table S2. Nine-model comparison on the identical 500-variant subset.</w:t>
+        <w:t>Table S2. Nine-model comparison on the complete test set (n = 5,000 per model).</w:t>
       </w:r>
     </w:p>
     <w:tbl>
@@ -2765,17 +2765,18 @@
         <w:tblLook w:firstColumn="1" w:firstRow="1" w:lastColumn="0" w:lastRow="0" w:noHBand="0" w:noVBand="1" w:val="04A0"/>
       </w:tblPr>
       <w:tblGrid>
-        <w:gridCol w:w="1440"/>
-        <w:gridCol w:w="1440"/>
-        <w:gridCol w:w="1440"/>
-        <w:gridCol w:w="1440"/>
-        <w:gridCol w:w="1440"/>
-        <w:gridCol w:w="1440"/>
+        <w:gridCol w:w="1234"/>
+        <w:gridCol w:w="1234"/>
+        <w:gridCol w:w="1234"/>
+        <w:gridCol w:w="1234"/>
+        <w:gridCol w:w="1234"/>
+        <w:gridCol w:w="1234"/>
+        <w:gridCol w:w="1234"/>
       </w:tblGrid>
       <w:tr>
         <w:tc>
           <w:tcPr>
-            <w:tcW w:type="dxa" w:w="1440"/>
+            <w:tcW w:type="dxa" w:w="1234"/>
           </w:tcPr>
           <w:p>
             <w:r>
@@ -2795,7 +2796,7 @@
         </w:tc>
         <w:tc>
           <w:tcPr>
-            <w:tcW w:type="dxa" w:w="1440"/>
+            <w:tcW w:type="dxa" w:w="1234"/>
           </w:tcPr>
           <w:p>
             <w:r>
@@ -2815,7 +2816,7 @@
         </w:tc>
         <w:tc>
           <w:tcPr>
-            <w:tcW w:type="dxa" w:w="1440"/>
+            <w:tcW w:type="dxa" w:w="1234"/>
           </w:tcPr>
           <w:p>
             <w:r>
@@ -2835,7 +2836,7 @@
         </w:tc>
         <w:tc>
           <w:tcPr>
-            <w:tcW w:type="dxa" w:w="1440"/>
+            <w:tcW w:type="dxa" w:w="1234"/>
           </w:tcPr>
           <w:p>
             <w:r>
@@ -2855,7 +2856,7 @@
         </w:tc>
         <w:tc>
           <w:tcPr>
-            <w:tcW w:type="dxa" w:w="1440"/>
+            <w:tcW w:type="dxa" w:w="1234"/>
           </w:tcPr>
           <w:p>
             <w:r>
@@ -2875,7 +2876,7 @@
         </w:tc>
         <w:tc>
           <w:tcPr>
-            <w:tcW w:type="dxa" w:w="1440"/>
+            <w:tcW w:type="dxa" w:w="1234"/>
           </w:tcPr>
           <w:p>
             <w:r>
@@ -2890,6 +2891,26 @@
                 <w:sz w:val="18"/>
               </w:rPr>
               <w:t>Benign→Pathogenic FP</w:t>
+            </w:r>
+          </w:p>
+        </w:tc>
+        <w:tc>
+          <w:tcPr>
+            <w:tcW w:type="dxa" w:w="1234"/>
+          </w:tcPr>
+          <w:p>
+            <w:r>
+              <w:rPr>
+                <w:b/>
+                <w:sz w:val="18"/>
+              </w:rPr>
+            </w:r>
+            <w:r>
+              <w:rPr>
+                <w:b/>
+                <w:sz w:val="18"/>
+              </w:rPr>
+              <w:t>Expert-panel (n=100)</w:t>
             </w:r>
           </w:p>
         </w:tc>
@@ -2897,7 +2918,7 @@
       <w:tr>
         <w:tc>
           <w:tcPr>
-            <w:tcW w:type="dxa" w:w="1440"/>
+            <w:tcW w:type="dxa" w:w="1234"/>
           </w:tcPr>
           <w:p>
             <w:r>
@@ -2915,7 +2936,7 @@
         </w:tc>
         <w:tc>
           <w:tcPr>
-            <w:tcW w:type="dxa" w:w="1440"/>
+            <w:tcW w:type="dxa" w:w="1234"/>
           </w:tcPr>
           <w:p>
             <w:r>
@@ -2933,7 +2954,7 @@
         </w:tc>
         <w:tc>
           <w:tcPr>
-            <w:tcW w:type="dxa" w:w="1440"/>
+            <w:tcW w:type="dxa" w:w="1234"/>
           </w:tcPr>
           <w:p>
             <w:r>
@@ -2946,13 +2967,13 @@
                 <w:b/>
                 <w:sz w:val="18"/>
               </w:rPr>
-              <w:t>80.2%</w:t>
+              <w:t>76.5%</w:t>
             </w:r>
           </w:p>
         </w:tc>
         <w:tc>
           <w:tcPr>
-            <w:tcW w:type="dxa" w:w="1440"/>
+            <w:tcW w:type="dxa" w:w="1234"/>
           </w:tcPr>
           <w:p>
             <w:r>
@@ -2964,13 +2985,13 @@
               <w:rPr>
                 <w:sz w:val="18"/>
               </w:rPr>
-              <w:t>89.7%</w:t>
+              <w:t>84.3%</w:t>
             </w:r>
           </w:p>
         </w:tc>
         <w:tc>
           <w:tcPr>
-            <w:tcW w:type="dxa" w:w="1440"/>
+            <w:tcW w:type="dxa" w:w="1234"/>
           </w:tcPr>
           <w:p>
             <w:r>
@@ -2982,13 +3003,13 @@
               <w:rPr>
                 <w:sz w:val="18"/>
               </w:rPr>
-              <w:t>10.6%</w:t>
+              <w:t>9.2%</w:t>
             </w:r>
           </w:p>
         </w:tc>
         <w:tc>
           <w:tcPr>
-            <w:tcW w:type="dxa" w:w="1440"/>
+            <w:tcW w:type="dxa" w:w="1234"/>
           </w:tcPr>
           <w:p>
             <w:r>
@@ -3000,7 +3021,25 @@
               <w:rPr>
                 <w:sz w:val="18"/>
               </w:rPr>
-              <w:t>17.4%</w:t>
+              <w:t>27.8%</w:t>
+            </w:r>
+          </w:p>
+        </w:tc>
+        <w:tc>
+          <w:tcPr>
+            <w:tcW w:type="dxa" w:w="1234"/>
+          </w:tcPr>
+          <w:p>
+            <w:r>
+              <w:rPr>
+                <w:sz w:val="18"/>
+              </w:rPr>
+            </w:r>
+            <w:r>
+              <w:rPr>
+                <w:sz w:val="18"/>
+              </w:rPr>
+              <w:t>91%</w:t>
             </w:r>
           </w:p>
         </w:tc>
@@ -3008,7 +3047,7 @@
       <w:tr>
         <w:tc>
           <w:tcPr>
-            <w:tcW w:type="dxa" w:w="1440"/>
+            <w:tcW w:type="dxa" w:w="1234"/>
           </w:tcPr>
           <w:p>
             <w:r>
@@ -3020,13 +3059,13 @@
               <w:rPr>
                 <w:sz w:val="18"/>
               </w:rPr>
-              <w:t>Claude Sonnet 5</w:t>
+              <w:t>Qwen3.7-max</w:t>
             </w:r>
           </w:p>
         </w:tc>
         <w:tc>
           <w:tcPr>
-            <w:tcW w:type="dxa" w:w="1440"/>
+            <w:tcW w:type="dxa" w:w="1234"/>
           </w:tcPr>
           <w:p>
             <w:r>
@@ -3038,13 +3077,13 @@
               <w:rPr>
                 <w:sz w:val="18"/>
               </w:rPr>
-              <w:t>Anthropic</w:t>
+              <w:t>Alibaba</w:t>
             </w:r>
           </w:p>
         </w:tc>
         <w:tc>
           <w:tcPr>
-            <w:tcW w:type="dxa" w:w="1440"/>
+            <w:tcW w:type="dxa" w:w="1234"/>
           </w:tcPr>
           <w:p>
             <w:r>
@@ -3056,13 +3095,13 @@
               <w:rPr>
                 <w:sz w:val="18"/>
               </w:rPr>
-              <w:t>73.8%</w:t>
+              <w:t>71.6%</w:t>
             </w:r>
           </w:p>
         </w:tc>
         <w:tc>
           <w:tcPr>
-            <w:tcW w:type="dxa" w:w="1440"/>
+            <w:tcW w:type="dxa" w:w="1234"/>
           </w:tcPr>
           <w:p>
             <w:r>
@@ -3074,13 +3113,13 @@
               <w:rPr>
                 <w:sz w:val="18"/>
               </w:rPr>
-              <w:t>97.4%</w:t>
+              <w:t>96.4%</w:t>
             </w:r>
           </w:p>
         </w:tc>
         <w:tc>
           <w:tcPr>
-            <w:tcW w:type="dxa" w:w="1440"/>
+            <w:tcW w:type="dxa" w:w="1234"/>
           </w:tcPr>
           <w:p>
             <w:r>
@@ -3092,13 +3131,13 @@
               <w:rPr>
                 <w:sz w:val="18"/>
               </w:rPr>
-              <w:t>24.2%</w:t>
+              <w:t>25.7%</w:t>
             </w:r>
           </w:p>
         </w:tc>
         <w:tc>
           <w:tcPr>
-            <w:tcW w:type="dxa" w:w="1440"/>
+            <w:tcW w:type="dxa" w:w="1234"/>
           </w:tcPr>
           <w:p>
             <w:r>
@@ -3108,10 +3147,27 @@
             </w:r>
             <w:r>
               <w:rPr>
-                <w:b/>
-                <w:sz w:val="18"/>
-              </w:rPr>
-              <w:t>3.6%</w:t>
+                <w:sz w:val="18"/>
+              </w:rPr>
+              <w:t>4.7%</w:t>
+            </w:r>
+          </w:p>
+        </w:tc>
+        <w:tc>
+          <w:tcPr>
+            <w:tcW w:type="dxa" w:w="1234"/>
+          </w:tcPr>
+          <w:p>
+            <w:r>
+              <w:rPr>
+                <w:sz w:val="18"/>
+              </w:rPr>
+            </w:r>
+            <w:r>
+              <w:rPr>
+                <w:sz w:val="18"/>
+              </w:rPr>
+              <w:t>86%</w:t>
             </w:r>
           </w:p>
         </w:tc>
@@ -3119,7 +3175,7 @@
       <w:tr>
         <w:tc>
           <w:tcPr>
-            <w:tcW w:type="dxa" w:w="1440"/>
+            <w:tcW w:type="dxa" w:w="1234"/>
           </w:tcPr>
           <w:p>
             <w:r>
@@ -3131,13 +3187,13 @@
               <w:rPr>
                 <w:sz w:val="18"/>
               </w:rPr>
-              <w:t>Qwen3.7-max</w:t>
+              <w:t>Claude Sonnet 5</w:t>
             </w:r>
           </w:p>
         </w:tc>
         <w:tc>
           <w:tcPr>
-            <w:tcW w:type="dxa" w:w="1440"/>
+            <w:tcW w:type="dxa" w:w="1234"/>
           </w:tcPr>
           <w:p>
             <w:r>
@@ -3149,13 +3205,13 @@
               <w:rPr>
                 <w:sz w:val="18"/>
               </w:rPr>
-              <w:t>Alibaba</w:t>
+              <w:t>Anthropic</w:t>
             </w:r>
           </w:p>
         </w:tc>
         <w:tc>
           <w:tcPr>
-            <w:tcW w:type="dxa" w:w="1440"/>
+            <w:tcW w:type="dxa" w:w="1234"/>
           </w:tcPr>
           <w:p>
             <w:r>
@@ -3167,13 +3223,13 @@
               <w:rPr>
                 <w:sz w:val="18"/>
               </w:rPr>
-              <w:t>73.4%</w:t>
+              <w:t>68.5%</w:t>
             </w:r>
           </w:p>
         </w:tc>
         <w:tc>
           <w:tcPr>
-            <w:tcW w:type="dxa" w:w="1440"/>
+            <w:tcW w:type="dxa" w:w="1234"/>
           </w:tcPr>
           <w:p>
             <w:r>
@@ -3185,13 +3241,13 @@
               <w:rPr>
                 <w:sz w:val="18"/>
               </w:rPr>
-              <w:t>96.1%</w:t>
+              <w:t>97.0%</w:t>
             </w:r>
           </w:p>
         </w:tc>
         <w:tc>
           <w:tcPr>
-            <w:tcW w:type="dxa" w:w="1440"/>
+            <w:tcW w:type="dxa" w:w="1234"/>
           </w:tcPr>
           <w:p>
             <w:r>
@@ -3203,13 +3259,13 @@
               <w:rPr>
                 <w:sz w:val="18"/>
               </w:rPr>
-              <w:t>23.6%</w:t>
+              <w:t>29.3%</w:t>
             </w:r>
           </w:p>
         </w:tc>
         <w:tc>
           <w:tcPr>
-            <w:tcW w:type="dxa" w:w="1440"/>
+            <w:tcW w:type="dxa" w:w="1234"/>
           </w:tcPr>
           <w:p>
             <w:r>
@@ -3219,9 +3275,28 @@
             </w:r>
             <w:r>
               <w:rPr>
-                <w:sz w:val="18"/>
-              </w:rPr>
-              <w:t>5.7%</w:t>
+                <w:b/>
+                <w:sz w:val="18"/>
+              </w:rPr>
+              <w:t>3.9%</w:t>
+            </w:r>
+          </w:p>
+        </w:tc>
+        <w:tc>
+          <w:tcPr>
+            <w:tcW w:type="dxa" w:w="1234"/>
+          </w:tcPr>
+          <w:p>
+            <w:r>
+              <w:rPr>
+                <w:sz w:val="18"/>
+              </w:rPr>
+            </w:r>
+            <w:r>
+              <w:rPr>
+                <w:sz w:val="18"/>
+              </w:rPr>
+              <w:t>90%</w:t>
             </w:r>
           </w:p>
         </w:tc>
@@ -3229,7 +3304,7 @@
       <w:tr>
         <w:tc>
           <w:tcPr>
-            <w:tcW w:type="dxa" w:w="1440"/>
+            <w:tcW w:type="dxa" w:w="1234"/>
           </w:tcPr>
           <w:p>
             <w:r>
@@ -3247,7 +3322,7 @@
         </w:tc>
         <w:tc>
           <w:tcPr>
-            <w:tcW w:type="dxa" w:w="1440"/>
+            <w:tcW w:type="dxa" w:w="1234"/>
           </w:tcPr>
           <w:p>
             <w:r>
@@ -3265,7 +3340,7 @@
         </w:tc>
         <w:tc>
           <w:tcPr>
-            <w:tcW w:type="dxa" w:w="1440"/>
+            <w:tcW w:type="dxa" w:w="1234"/>
           </w:tcPr>
           <w:p>
             <w:r>
@@ -3277,13 +3352,13 @@
               <w:rPr>
                 <w:sz w:val="18"/>
               </w:rPr>
-              <w:t>67.8%</w:t>
+              <w:t>67.0%</w:t>
             </w:r>
           </w:p>
         </w:tc>
         <w:tc>
           <w:tcPr>
-            <w:tcW w:type="dxa" w:w="1440"/>
+            <w:tcW w:type="dxa" w:w="1234"/>
           </w:tcPr>
           <w:p>
             <w:r>
@@ -3295,13 +3370,13 @@
               <w:rPr>
                 <w:sz w:val="18"/>
               </w:rPr>
-              <w:t>98.0%</w:t>
+              <w:t>97.8%</w:t>
             </w:r>
           </w:p>
         </w:tc>
         <w:tc>
           <w:tcPr>
-            <w:tcW w:type="dxa" w:w="1440"/>
+            <w:tcW w:type="dxa" w:w="1234"/>
           </w:tcPr>
           <w:p>
             <w:r>
@@ -3313,13 +3388,13 @@
               <w:rPr>
                 <w:sz w:val="18"/>
               </w:rPr>
-              <w:t>30.8%</w:t>
+              <w:t>31.6%</w:t>
             </w:r>
           </w:p>
         </w:tc>
         <w:tc>
           <w:tcPr>
-            <w:tcW w:type="dxa" w:w="1440"/>
+            <w:tcW w:type="dxa" w:w="1234"/>
           </w:tcPr>
           <w:p>
             <w:r>
@@ -3331,7 +3406,25 @@
               <w:rPr>
                 <w:sz w:val="18"/>
               </w:rPr>
-              <w:t>2.8%</w:t>
+              <w:t>2.5%</w:t>
+            </w:r>
+          </w:p>
+        </w:tc>
+        <w:tc>
+          <w:tcPr>
+            <w:tcW w:type="dxa" w:w="1234"/>
+          </w:tcPr>
+          <w:p>
+            <w:r>
+              <w:rPr>
+                <w:sz w:val="18"/>
+              </w:rPr>
+            </w:r>
+            <w:r>
+              <w:rPr>
+                <w:sz w:val="18"/>
+              </w:rPr>
+              <w:t>90%</w:t>
             </w:r>
           </w:p>
         </w:tc>
@@ -3339,7 +3432,7 @@
       <w:tr>
         <w:tc>
           <w:tcPr>
-            <w:tcW w:type="dxa" w:w="1440"/>
+            <w:tcW w:type="dxa" w:w="1234"/>
           </w:tcPr>
           <w:p>
             <w:r>
@@ -3357,7 +3450,7 @@
         </w:tc>
         <w:tc>
           <w:tcPr>
-            <w:tcW w:type="dxa" w:w="1440"/>
+            <w:tcW w:type="dxa" w:w="1234"/>
           </w:tcPr>
           <w:p>
             <w:r>
@@ -3375,7 +3468,7 @@
         </w:tc>
         <w:tc>
           <w:tcPr>
-            <w:tcW w:type="dxa" w:w="1440"/>
+            <w:tcW w:type="dxa" w:w="1234"/>
           </w:tcPr>
           <w:p>
             <w:r>
@@ -3387,13 +3480,13 @@
               <w:rPr>
                 <w:sz w:val="18"/>
               </w:rPr>
-              <w:t>66.6%</w:t>
+              <w:t>66.1%</w:t>
             </w:r>
           </w:p>
         </w:tc>
         <w:tc>
           <w:tcPr>
-            <w:tcW w:type="dxa" w:w="1440"/>
+            <w:tcW w:type="dxa" w:w="1234"/>
           </w:tcPr>
           <w:p>
             <w:r>
@@ -3405,13 +3498,13 @@
               <w:rPr>
                 <w:sz w:val="18"/>
               </w:rPr>
-              <w:t>86.9%</w:t>
+              <w:t>85.2%</w:t>
             </w:r>
           </w:p>
         </w:tc>
         <w:tc>
           <w:tcPr>
-            <w:tcW w:type="dxa" w:w="1440"/>
+            <w:tcW w:type="dxa" w:w="1234"/>
           </w:tcPr>
           <w:p>
             <w:r>
@@ -3423,13 +3516,13 @@
               <w:rPr>
                 <w:sz w:val="18"/>
               </w:rPr>
-              <w:t>23.4%</w:t>
+              <w:t>22.5%</w:t>
             </w:r>
           </w:p>
         </w:tc>
         <w:tc>
           <w:tcPr>
-            <w:tcW w:type="dxa" w:w="1440"/>
+            <w:tcW w:type="dxa" w:w="1234"/>
           </w:tcPr>
           <w:p>
             <w:r>
@@ -3441,7 +3534,25 @@
               <w:rPr>
                 <w:sz w:val="18"/>
               </w:rPr>
-              <w:t>19.4%</w:t>
+              <w:t>22.3%</w:t>
+            </w:r>
+          </w:p>
+        </w:tc>
+        <w:tc>
+          <w:tcPr>
+            <w:tcW w:type="dxa" w:w="1234"/>
+          </w:tcPr>
+          <w:p>
+            <w:r>
+              <w:rPr>
+                <w:sz w:val="18"/>
+              </w:rPr>
+            </w:r>
+            <w:r>
+              <w:rPr>
+                <w:sz w:val="18"/>
+              </w:rPr>
+              <w:t>92%</w:t>
             </w:r>
           </w:p>
         </w:tc>
@@ -3449,7 +3560,7 @@
       <w:tr>
         <w:tc>
           <w:tcPr>
-            <w:tcW w:type="dxa" w:w="1440"/>
+            <w:tcW w:type="dxa" w:w="1234"/>
           </w:tcPr>
           <w:p>
             <w:r>
@@ -3461,13 +3572,13 @@
               <w:rPr>
                 <w:sz w:val="18"/>
               </w:rPr>
-              <w:t>GPT-5.6-terra</w:t>
+              <w:t>DeepSeek V4-pro</w:t>
             </w:r>
           </w:p>
         </w:tc>
         <w:tc>
           <w:tcPr>
-            <w:tcW w:type="dxa" w:w="1440"/>
+            <w:tcW w:type="dxa" w:w="1234"/>
           </w:tcPr>
           <w:p>
             <w:r>
@@ -3479,13 +3590,13 @@
               <w:rPr>
                 <w:sz w:val="18"/>
               </w:rPr>
-              <w:t>OpenAI</w:t>
+              <w:t>DeepSeek</w:t>
             </w:r>
           </w:p>
         </w:tc>
         <w:tc>
           <w:tcPr>
-            <w:tcW w:type="dxa" w:w="1440"/>
+            <w:tcW w:type="dxa" w:w="1234"/>
           </w:tcPr>
           <w:p>
             <w:r>
@@ -3497,13 +3608,13 @@
               <w:rPr>
                 <w:sz w:val="18"/>
               </w:rPr>
-              <w:t>63.4%</w:t>
+              <w:t>61.8%</w:t>
             </w:r>
           </w:p>
         </w:tc>
         <w:tc>
           <w:tcPr>
-            <w:tcW w:type="dxa" w:w="1440"/>
+            <w:tcW w:type="dxa" w:w="1234"/>
           </w:tcPr>
           <w:p>
             <w:r>
@@ -3515,13 +3626,13 @@
               <w:rPr>
                 <w:sz w:val="18"/>
               </w:rPr>
-              <w:t>84.1%</w:t>
+              <w:t>81.2%</w:t>
             </w:r>
           </w:p>
         </w:tc>
         <w:tc>
           <w:tcPr>
-            <w:tcW w:type="dxa" w:w="1440"/>
+            <w:tcW w:type="dxa" w:w="1234"/>
           </w:tcPr>
           <w:p>
             <w:r>
@@ -3533,13 +3644,13 @@
               <w:rPr>
                 <w:sz w:val="18"/>
               </w:rPr>
-              <w:t>24.6%</w:t>
+              <w:t>23.9%</w:t>
             </w:r>
           </w:p>
         </w:tc>
         <w:tc>
           <w:tcPr>
-            <w:tcW w:type="dxa" w:w="1440"/>
+            <w:tcW w:type="dxa" w:w="1234"/>
           </w:tcPr>
           <w:p>
             <w:r>
@@ -3551,7 +3662,25 @@
               <w:rPr>
                 <w:sz w:val="18"/>
               </w:rPr>
-              <w:t>23.9%</w:t>
+              <w:t>28.4%</w:t>
+            </w:r>
+          </w:p>
+        </w:tc>
+        <w:tc>
+          <w:tcPr>
+            <w:tcW w:type="dxa" w:w="1234"/>
+          </w:tcPr>
+          <w:p>
+            <w:r>
+              <w:rPr>
+                <w:sz w:val="18"/>
+              </w:rPr>
+            </w:r>
+            <w:r>
+              <w:rPr>
+                <w:sz w:val="18"/>
+              </w:rPr>
+              <w:t>93%</w:t>
             </w:r>
           </w:p>
         </w:tc>
@@ -3559,7 +3688,7 @@
       <w:tr>
         <w:tc>
           <w:tcPr>
-            <w:tcW w:type="dxa" w:w="1440"/>
+            <w:tcW w:type="dxa" w:w="1234"/>
           </w:tcPr>
           <w:p>
             <w:r>
@@ -3571,13 +3700,13 @@
               <w:rPr>
                 <w:sz w:val="18"/>
               </w:rPr>
-              <w:t>DeepSeek V4-pro</w:t>
+              <w:t>GPT-5.6-terra</w:t>
             </w:r>
           </w:p>
         </w:tc>
         <w:tc>
           <w:tcPr>
-            <w:tcW w:type="dxa" w:w="1440"/>
+            <w:tcW w:type="dxa" w:w="1234"/>
           </w:tcPr>
           <w:p>
             <w:r>
@@ -3589,13 +3718,13 @@
               <w:rPr>
                 <w:sz w:val="18"/>
               </w:rPr>
-              <w:t>DeepSeek</w:t>
+              <w:t>OpenAI</w:t>
             </w:r>
           </w:p>
         </w:tc>
         <w:tc>
           <w:tcPr>
-            <w:tcW w:type="dxa" w:w="1440"/>
+            <w:tcW w:type="dxa" w:w="1234"/>
           </w:tcPr>
           <w:p>
             <w:r>
@@ -3607,13 +3736,13 @@
               <w:rPr>
                 <w:sz w:val="18"/>
               </w:rPr>
-              <w:t>63.0%</w:t>
+              <w:t>60.3%</w:t>
             </w:r>
           </w:p>
         </w:tc>
         <w:tc>
           <w:tcPr>
-            <w:tcW w:type="dxa" w:w="1440"/>
+            <w:tcW w:type="dxa" w:w="1234"/>
           </w:tcPr>
           <w:p>
             <w:r>
@@ -3625,13 +3754,13 @@
               <w:rPr>
                 <w:sz w:val="18"/>
               </w:rPr>
-              <w:t>84.0%</w:t>
+              <w:t>86.9%</w:t>
             </w:r>
           </w:p>
         </w:tc>
         <w:tc>
           <w:tcPr>
-            <w:tcW w:type="dxa" w:w="1440"/>
+            <w:tcW w:type="dxa" w:w="1234"/>
           </w:tcPr>
           <w:p>
             <w:r>
@@ -3643,13 +3772,13 @@
               <w:rPr>
                 <w:sz w:val="18"/>
               </w:rPr>
-              <w:t>25.0%</w:t>
+              <w:t>30.6%</w:t>
             </w:r>
           </w:p>
         </w:tc>
         <w:tc>
           <w:tcPr>
-            <w:tcW w:type="dxa" w:w="1440"/>
+            <w:tcW w:type="dxa" w:w="1234"/>
           </w:tcPr>
           <w:p>
             <w:r>
@@ -3661,7 +3790,25 @@
               <w:rPr>
                 <w:sz w:val="18"/>
               </w:rPr>
-              <w:t>24.3%</w:t>
+              <w:t>17.9%</w:t>
+            </w:r>
+          </w:p>
+        </w:tc>
+        <w:tc>
+          <w:tcPr>
+            <w:tcW w:type="dxa" w:w="1234"/>
+          </w:tcPr>
+          <w:p>
+            <w:r>
+              <w:rPr>
+                <w:sz w:val="18"/>
+              </w:rPr>
+            </w:r>
+            <w:r>
+              <w:rPr>
+                <w:sz w:val="18"/>
+              </w:rPr>
+              <w:t>92%</w:t>
             </w:r>
           </w:p>
         </w:tc>
@@ -3669,7 +3816,7 @@
       <w:tr>
         <w:tc>
           <w:tcPr>
-            <w:tcW w:type="dxa" w:w="1440"/>
+            <w:tcW w:type="dxa" w:w="1234"/>
           </w:tcPr>
           <w:p>
             <w:r>
@@ -3687,7 +3834,7 @@
         </w:tc>
         <w:tc>
           <w:tcPr>
-            <w:tcW w:type="dxa" w:w="1440"/>
+            <w:tcW w:type="dxa" w:w="1234"/>
           </w:tcPr>
           <w:p>
             <w:r>
@@ -3705,7 +3852,7 @@
         </w:tc>
         <w:tc>
           <w:tcPr>
-            <w:tcW w:type="dxa" w:w="1440"/>
+            <w:tcW w:type="dxa" w:w="1234"/>
           </w:tcPr>
           <w:p>
             <w:r>
@@ -3717,13 +3864,13 @@
               <w:rPr>
                 <w:sz w:val="18"/>
               </w:rPr>
-              <w:t>47.0%</w:t>
+              <w:t>49.4%</w:t>
             </w:r>
           </w:p>
         </w:tc>
         <w:tc>
           <w:tcPr>
-            <w:tcW w:type="dxa" w:w="1440"/>
+            <w:tcW w:type="dxa" w:w="1234"/>
           </w:tcPr>
           <w:p>
             <w:r>
@@ -3735,13 +3882,13 @@
               <w:rPr>
                 <w:sz w:val="18"/>
               </w:rPr>
-              <w:t>98.3%</w:t>
+              <w:t>98.6%</w:t>
             </w:r>
           </w:p>
         </w:tc>
         <w:tc>
           <w:tcPr>
-            <w:tcW w:type="dxa" w:w="1440"/>
+            <w:tcW w:type="dxa" w:w="1234"/>
           </w:tcPr>
           <w:p>
             <w:r>
@@ -3753,13 +3900,13 @@
               <w:rPr>
                 <w:sz w:val="18"/>
               </w:rPr>
-              <w:t>52.2%</w:t>
+              <w:t>49.9%</w:t>
             </w:r>
           </w:p>
         </w:tc>
         <w:tc>
           <w:tcPr>
-            <w:tcW w:type="dxa" w:w="1440"/>
+            <w:tcW w:type="dxa" w:w="1234"/>
           </w:tcPr>
           <w:p>
             <w:r>
@@ -3771,7 +3918,25 @@
               <w:rPr>
                 <w:sz w:val="18"/>
               </w:rPr>
-              <w:t>1.6%</w:t>
+              <w:t>1.4%</w:t>
+            </w:r>
+          </w:p>
+        </w:tc>
+        <w:tc>
+          <w:tcPr>
+            <w:tcW w:type="dxa" w:w="1234"/>
+          </w:tcPr>
+          <w:p>
+            <w:r>
+              <w:rPr>
+                <w:sz w:val="18"/>
+              </w:rPr>
+            </w:r>
+            <w:r>
+              <w:rPr>
+                <w:sz w:val="18"/>
+              </w:rPr>
+              <w:t>69%</w:t>
             </w:r>
           </w:p>
         </w:tc>
@@ -3779,7 +3944,7 @@
       <w:tr>
         <w:tc>
           <w:tcPr>
-            <w:tcW w:type="dxa" w:w="1440"/>
+            <w:tcW w:type="dxa" w:w="1234"/>
           </w:tcPr>
           <w:p>
             <w:r>
@@ -3797,7 +3962,7 @@
         </w:tc>
         <w:tc>
           <w:tcPr>
-            <w:tcW w:type="dxa" w:w="1440"/>
+            <w:tcW w:type="dxa" w:w="1234"/>
           </w:tcPr>
           <w:p>
             <w:r>
@@ -3815,7 +3980,7 @@
         </w:tc>
         <w:tc>
           <w:tcPr>
-            <w:tcW w:type="dxa" w:w="1440"/>
+            <w:tcW w:type="dxa" w:w="1234"/>
           </w:tcPr>
           <w:p>
             <w:r>
@@ -3827,13 +3992,13 @@
               <w:rPr>
                 <w:sz w:val="18"/>
               </w:rPr>
-              <w:t>47.4%</w:t>
+              <w:t>49.2%</w:t>
             </w:r>
           </w:p>
         </w:tc>
         <w:tc>
           <w:tcPr>
-            <w:tcW w:type="dxa" w:w="1440"/>
+            <w:tcW w:type="dxa" w:w="1234"/>
           </w:tcPr>
           <w:p>
             <w:r>
@@ -3845,13 +4010,13 @@
               <w:rPr>
                 <w:sz w:val="18"/>
               </w:rPr>
-              <w:t>98.3%</w:t>
+              <w:t>98.7%</w:t>
             </w:r>
           </w:p>
         </w:tc>
         <w:tc>
           <w:tcPr>
-            <w:tcW w:type="dxa" w:w="1440"/>
+            <w:tcW w:type="dxa" w:w="1234"/>
           </w:tcPr>
           <w:p>
             <w:r>
@@ -3863,13 +4028,13 @@
               <w:rPr>
                 <w:sz w:val="18"/>
               </w:rPr>
-              <w:t>51.8%</w:t>
+              <w:t>50.1%</w:t>
             </w:r>
           </w:p>
         </w:tc>
         <w:tc>
           <w:tcPr>
-            <w:tcW w:type="dxa" w:w="1440"/>
+            <w:tcW w:type="dxa" w:w="1234"/>
           </w:tcPr>
           <w:p>
             <w:r>
@@ -3881,7 +4046,25 @@
               <w:rPr>
                 <w:sz w:val="18"/>
               </w:rPr>
-              <w:t>1.6%</w:t>
+              <w:t>1.3%</w:t>
+            </w:r>
+          </w:p>
+        </w:tc>
+        <w:tc>
+          <w:tcPr>
+            <w:tcW w:type="dxa" w:w="1234"/>
+          </w:tcPr>
+          <w:p>
+            <w:r>
+              <w:rPr>
+                <w:sz w:val="18"/>
+              </w:rPr>
+            </w:r>
+            <w:r>
+              <w:rPr>
+                <w:sz w:val="18"/>
+              </w:rPr>
+              <w:t>68%</w:t>
             </w:r>
           </w:p>
         </w:tc>
@@ -3904,7 +4087,7 @@
         <w:t>Gemini 3 Flash leads all nine models</w:t>
       </w:r>
       <w:r>
-        <w:t xml:space="preserve"> (80.2%, +6.8 pp over the best domestic model; McNemar p = 1.5×10⁻³) with the lowest abstention — but pays for it with a 17.4% false-positive rate on Benign variants, placing it squarely in the </w:t>
+        <w:t xml:space="preserve"> (76.5% [75.3–77.7], +4.9 pp over the best domestic model; McNemar p = 1.7×10⁻¹³) with the lowest abstention (9.2%) — but pays for it with a 27.8% false-positive rate on Benign variants, placing it squarely in the </w:t>
       </w:r>
       <w:r>
         <w:rPr>
@@ -3913,7 +4096,7 @@
         <w:t>aggressive</w:t>
       </w:r>
       <w:r>
-        <w:t xml:space="preserve"> camp with V4-pro (24.3%) and MiMo (19.4%). (ii) </w:t>
+        <w:t xml:space="preserve"> camp with V4-pro (28.4%) and MiMo (22.3%). (ii) </w:t>
       </w:r>
       <w:r>
         <w:rPr>
@@ -3922,7 +4105,7 @@
         <w:t>Claude behaves as a conservative model</w:t>
       </w:r>
       <w:r>
-        <w:t xml:space="preserve">: 97.4% conditional accuracy with 3.6% FP [95% CI 1.9–6.8] — its FP rate is statistically indistinguishable from Kimi's (2.8% [1.4–5.7]) despite entirely different training pipelines, and its all-inclusive accuracy ties Qwen (McNemar p = 1.0) while exceeding Kimi's (p = 5×10⁻⁴). The conservative/aggressive dichotomy of Finding 2 is thus a property of model </w:t>
+        <w:t xml:space="preserve">: 97.0% conditional accuracy with 3.9% FP — its FP rate is statistically indistinguishable from Kimi's (2.5%) despite entirely different training pipelines, and it exceeds Kimi in all-inclusive accuracy (p = 2.7×10⁻³) while sitting below Qwen (p = 3.0×10⁻¹⁵). The conservative/aggressive dichotomy of Finding 2 is thus a property of model </w:t>
       </w:r>
       <w:r>
         <w:rPr>
@@ -3940,7 +4123,7 @@
         <w:t>GPT-5.6-terra trails its foreign peers</w:t>
       </w:r>
       <w:r>
-        <w:t xml:space="preserve"> (63.4%, significantly below Qwen: McNemar p = 1.2×10⁻⁷) and sits below Qwen and Kimi — capability tracks neither nationality nor presumed price tier, reinforcing the audit's central message that model choice must be made on measured, blinded evidence rather than vendor reputation.</w:t>
+        <w:t xml:space="preserve"> (60.3%, significantly below Qwen: McNemar p = 4.7×10⁻⁹⁰) and sits below every current-generation domestic model — capability tracks neither nationality nor presumed price tier, reinforcing the audit's central message that model choice must be made on measured, blinded evidence rather than vendor reputation.</w:t>
       </w:r>
     </w:p>
     <w:p>
@@ -3960,13 +4143,13 @@
         <w:t>never</w:t>
       </w:r>
       <w:r>
-        <w:t xml:space="preserve"> emit a "Likely" class (see the five-class analysis below) — all three foreign models use "Likely benign": Claude 134/500 (26.8%), Gemini 102/500 (20.4%), GPT 68/500 (13.6%). Strikingly, </w:t>
+        <w:t xml:space="preserve"> emit a "Likely" class (see the five-class analysis below) — all three foreign models use "Likely benign": Claude 1,065/5,000 (21.3%), Gemini 646/5,000 (12.9%), GPT 591/5,000 (11.8%). Strikingly, </w:t>
       </w:r>
       <w:r>
         <w:rPr>
           <w:b/>
         </w:rPr>
-        <w:t>not one foreign model ever emitted "Likely pathogenic" (0/1,500 calls)</w:t>
+        <w:t>not one foreign model ever emitted "Likely pathogenic" (0/15,000 calls)</w:t>
       </w:r>
       <w:r>
         <w:t xml:space="preserve"> — strength information survives only on the benign side, while the pathogenic side polarizes to full "Pathogenic" in every ecosystem. The five-class collapse is therefore asymmetric and partially ecosystem-dependent, with direct consequences for clinical workflows that distinguish Pathogenic from Likely pathogenic follow-up.</w:t>
@@ -4025,7 +4208,7 @@
     </w:p>
     <w:p>
       <w:r>
-        <w:t xml:space="preserve">Under label-leakage control (temporal blinding of the gold-standard label), current-generation LLMs classify 62–72% of variants correctly (all-inclusive), rising to 86–93% on expert-panel-reviewed variants. When conservative models commit to a call, they are right 97.8–98.7% of the time, mislabeling only 1.3–2.5% of Benign variants as Pathogenic; reasoning models, by contrast, mislabel 22–28% of Benign variants as Pathogenic — the clinically dangerous direction. An international extension (Gemini 3 Flash / GPT-5.6-terra / Claude Sonnet 5 on the identical 500-variant subset) places Gemini first overall (80.2%) and shows the conservative/aggressive dichotomy spans ecosystems. These are substantially lower than unblinded reports of expert-level consistency (AI-CURA, 2026); interpreted as a reliability audit, they define the </w:t>
+        <w:t xml:space="preserve">Under label-leakage control (temporal blinding of the gold-standard label), current-generation LLMs classify 62–72% of variants correctly (all-inclusive), rising to 86–93% on expert-panel-reviewed variants. When conservative models commit to a call, they are right 97.8–98.7% of the time, mislabeling only 1.3–2.5% of Benign variants as Pathogenic; reasoning models, by contrast, mislabel 22–28% of Benign variants as Pathogenic — the clinically dangerous direction. An international extension (Gemini 3 Flash / GPT-5.6-terra / Claude Sonnet 5 at full scale) places Gemini first overall (76.5%) and shows the conservative/aggressive dichotomy spans ecosystems. These are substantially lower than unblinded reports of expert-level consistency (AI-CURA, 2026); interpreted as a reliability audit, they define the </w:t>
       </w:r>
       <w:r>
         <w:rPr>
@@ -4056,7 +4239,7 @@
         <w:t>reduced</w:t>
       </w:r>
       <w:r>
-        <w:t xml:space="preserve"> accuracy below the best single model because conservative voters dominate ties. Two implications: (i) published "LLM accuracy" without model identity is meaningless; (ii) clinical deployments should select models on blinded benchmarks, not on ensemble size. The recommendation is model-specific — Kimi and Qwen excel on evidence-rich variants, while reasoning models (V4-pro, MiMo) commit more often but less reliably. The international extension (see the international extension below) sharpens this: Gemini 3 Flash leads all nine models in all-inclusive accuracy but with a 17.4% Benign→Pathogenic FP rate (aggressive camp), while Claude pairs 97.4% conditional accuracy with 3.6% FP (conservative camp, style-identical to Kimi). Behavior style — not vendor, nationality, or price tier — is the operative selection criterion.</w:t>
+        <w:t xml:space="preserve"> accuracy below the best single model because conservative voters dominate ties. Two implications: (i) published "LLM accuracy" without model identity is meaningless; (ii) clinical deployments should select models on blinded benchmarks, not on ensemble size. The recommendation is model-specific — Kimi and Qwen excel on evidence-rich variants, while reasoning models (V4-pro, MiMo) commit more often but less reliably. The international extension sharpens this: Gemini 3 Flash leads all nine models in all-inclusive accuracy (76.5%) but with a 27.8% Benign→Pathogenic FP rate (aggressive camp), while Claude pairs 97.0% conditional accuracy with 3.9% FP (conservative camp, style-identical to Kimi). Behavior style — not vendor, nationality, or price tier — is the operative selection criterion.</w:t>
       </w:r>
     </w:p>
     <w:p>
@@ -4130,7 +4313,7 @@
     </w:p>
     <w:p>
       <w:r>
-        <w:t xml:space="preserve">(i) Vendor panel is Chinese-commercial; conclusions about LLMs generally require non-Chinese models (in progress). (ii) Temporal blinding approximates leakage control via LastEvaluated date; a variant's </w:t>
+        <w:t xml:space="preserve"> (ii) Temporal blinding approximates leakage control via LastEvaluated date; a variant's </w:t>
       </w:r>
       <w:r>
         <w:rPr>
@@ -4905,7 +5088,7 @@
     </w:tbl>
     <w:p>
       <w:r>
-        <w:t xml:space="preserve">Six domestic models were selected a priori as the current generation of widely used Chinese commercial LLMs (the previous-generation DeepSeek models serve as an intra-vendor generation control). For international coverage we additionally evaluated three foreign flagship models on the first 500 variants of the same test set (identical variants, identical prompts): </w:t>
+        <w:t xml:space="preserve">Six domestic models were selected a priori as the current generation of widely used Chinese commercial LLMs (the previous-generation DeepSeek models serve as an intra-vendor generation control). For international coverage we additionally evaluated three foreign flagship models on the complete test set (identical variants, identical prompts): </w:t>
       </w:r>
       <w:r>
         <w:rPr>
@@ -5109,7 +5292,7 @@
     </w:p>
     <w:p>
       <w:r>
-        <w:t>- Foreign models were evaluated on a 500-variant subset (vs. 5,000 for domestic models) through a relay endpoint, and received a research-context system prompt that domestic models did not (required to prevent Claude's medical-safety refusals); cross-national comparisons are therefore indicative rather than definitive, though the subset is identical across all nine models.</w:t>
+        <w:t>- Foreign models were accessed through a relay endpoint and received a research-context system prompt that domestic models did not (required to prevent Claude's medical-safety refusals); the prompt-robustness check (§ international extension) shows the behavioral dichotomy is unaffected.</w:t>
       </w:r>
     </w:p>
     <w:p>
@@ -5436,7 +5619,7 @@
     </w:p>
     <w:p>
       <w:r>
-        <w:t>B: The same metrics for all nine models on the identical 500-variant subset</w:t>
+        <w:t>B: The same metrics for all nine models on the complete test set</w:t>
       </w:r>
     </w:p>
     <w:p>
@@ -5543,7 +5726,7 @@
         <w:t>Table S2.</w:t>
       </w:r>
       <w:r>
-        <w:t xml:space="preserve"> Nine-model comparison on the identical 500-variant subset.</w:t>
+        <w:t xml:space="preserve"> Nine-model comparison on the complete test set (n = 5,000 per model).</w:t>
       </w:r>
     </w:p>
     <w:p>

--- a/docs/submission_JGG.docx
+++ b/docs/submission_JGG.docx
@@ -5629,7 +5629,7 @@
     </w:p>
     <w:p>
       <w:r>
-        <w:t>500-variant subset (log scale); the 6-model consensus value is indicated.</w:t>
+        <w:t>complete test set (log scale); the 6-model consensus value is indicated.</w:t>
       </w:r>
     </w:p>
     <w:p>

--- a/docs/submission_JGG.docx
+++ b/docs/submission_JGG.docx
@@ -1587,7 +1587,7 @@
         <w:rPr>
           <w:b/>
         </w:rPr>
-        <w:t>Finding 5 (Part of headline accuracy is name-reading).</w:t>
+        <w:t>Finding 4 (Part of headline accuracy is name-reading).</w:t>
       </w:r>
       <w:r>
         <w:t xml:space="preserve"> Two-thirds of gold-standard Pathogenic variants (1,671/2,499) carry an LoF cue directly in their name, and on these, every model is near-ceiling (98.5–99.8%) — performance achievable without gene-disease knowledge beyond recognizing the notation. On the 828 uncued variants (missense, synonymous, splice-region), sensitivity drops to 67.8–83.8%, still well above the 50% base rate — models retain genuine discriminative signal, but 16–31 pp weaker. Naive accuracy metrics conflate these two regimes; a reliability audit should report both strata. Qwen degrades least (−15.7 pp), consistent with its overall lead.</w:t>
@@ -2713,7 +2713,7 @@
         <w:rPr>
           <w:b/>
         </w:rPr>
-        <w:t>Finding 4 (Reasoning models are not deterministic).</w:t>
+        <w:t>Finding 5 (Reasoning models are not deterministic).</w:t>
       </w:r>
       <w:r>
         <w:t xml:space="preserve"> At temperature = 0, chat-style models reproduce their outputs exactly (100%), whereas the reasoning model V4-pro changed its binary call on 36% of re-run variants — including 3 direct Benign↔Pathogenic flips (the clinically most consequential error direction) and 9 VUS↔definitive changes. Under a reliability-audit framing, non-determinism is a first-class failure mode: a model that can return contradictory answers for the same input cannot be deployed in clinical workflows, regardless of its average accuracy. The "reasoning models commit more but are less reliable" finding (Finding 2) thus extends to </w:t>
@@ -4176,7 +4176,7 @@
         <w:t>(a) Prompt effect on domestic models (n = 100 × 2, identical variants).</w:t>
       </w:r>
       <w:r>
-        <w:t xml:space="preserve"> Adding the same system prompt to Kimi and Qwen changed all-inclusive accuracy by −3 pp (Kimi 73→70%) and −1 pp (Qwen 73→72%), and abstention by ≤3 pp — a slight conservative shift, far smaller than the behavioral differences between foreign models themselves (abstention 10.6% Gemini vs. 24.2% Claude; FP 17.4% vs. 3.6%). The conservative/aggressive attribution therefore cannot be an artifact of the prompt asymmetry.</w:t>
+        <w:t xml:space="preserve"> Adding the same system prompt to Kimi and Qwen changed all-inclusive accuracy by −3 pp (Kimi 73→70%) and −1 pp (Qwen 73→72%), and abstention by ≤3 pp — a slight conservative shift, far smaller than the behavioral differences between foreign models themselves (abstention 9.2% Gemini vs. 29.3% Claude; FP 27.8% vs. 3.9%). The conservative/aggressive attribution therefore cannot be an artifact of the prompt asymmetry.</w:t>
       </w:r>
     </w:p>
     <w:p>
@@ -4187,7 +4187,7 @@
         <w:t>(b) Foreign-model determinism (n = 20 × 3, temperature 0).</w:t>
       </w:r>
       <w:r>
-        <w:t xml:space="preserve"> Exact-class agreement with the original run: Gemini 80%, GPT-5.6 85%, Claude 75%; binary agreement 95% / 85% / 80%. Foreign models are intermediate between fully deterministic chat-style models (100%) and V4-pro (64%); note that relay routing may contribute additional nondeterminism. Directionally, Finding 4 extends internationally: reasoning-class flagships are not output-stable at temperature 0.</w:t>
+        <w:t xml:space="preserve"> Exact-class agreement with the original run: Gemini 80%, GPT-5.6 85%, Claude 75%; binary agreement 95% / 85% / 80%. Foreign models are intermediate between fully deterministic chat-style models (100%) and V4-pro (64%); note that relay routing may contribute additional nondeterminism. Directionally, Finding 5 extends internationally: reasoning-class flagships are not output-stable at temperature 0.</w:t>
       </w:r>
     </w:p>
     <w:p>
@@ -5378,7 +5378,7 @@
     </w:p>
     <w:p>
       <w:r>
-        <w:t>temporally blinded test sets, gold standards, all 31,500 raw model outputs, and</w:t>
+        <w:t>temporally blinded test sets, gold standards, all 45,000 raw model outputs, and</w:t>
       </w:r>
     </w:p>
     <w:p>

--- a/docs/submission_JGG.docx
+++ b/docs/submission_JGG.docx
@@ -4105,7 +4105,7 @@
         <w:t>Claude behaves as a conservative model</w:t>
       </w:r>
       <w:r>
-        <w:t xml:space="preserve">: 97.0% conditional accuracy with 3.9% FP — its FP rate is statistically indistinguishable from Kimi's (2.5%) despite entirely different training pipelines, and it exceeds Kimi in all-inclusive accuracy (p = 2.7×10⁻³) while sitting below Qwen (p = 3.0×10⁻¹⁵). The conservative/aggressive dichotomy of Finding 2 is thus a property of model </w:t>
+        <w:t xml:space="preserve">: 97.0% conditional accuracy with 3.9% FP — an order of magnitude below the aggressive camp and closest to Kimi's (2.5%; Fisher exact p = 0.008, distinguishable but both single-digit), and it exceeds Kimi in all-inclusive accuracy (p = 2.7×10⁻³) while sitting below Qwen (p = 3.0×10⁻¹⁵). The conservative/aggressive dichotomy of Finding 2 is thus a property of model </w:t>
       </w:r>
       <w:r>
         <w:rPr>
@@ -4239,7 +4239,7 @@
         <w:t>reduced</w:t>
       </w:r>
       <w:r>
-        <w:t xml:space="preserve"> accuracy below the best single model because conservative voters dominate ties. Two implications: (i) published "LLM accuracy" without model identity is meaningless; (ii) clinical deployments should select models on blinded benchmarks, not on ensemble size. The recommendation is model-specific — Kimi and Qwen excel on evidence-rich variants, while reasoning models (V4-pro, MiMo) commit more often but less reliably. The international extension sharpens this: Gemini 3 Flash leads all nine models in all-inclusive accuracy (76.5%) but with a 27.8% Benign→Pathogenic FP rate (aggressive camp), while Claude pairs 97.0% conditional accuracy with 3.9% FP (conservative camp, style-identical to Kimi). Behavior style — not vendor, nationality, or price tier — is the operative selection criterion.</w:t>
+        <w:t xml:space="preserve"> accuracy below the best single model because conservative voters dominate ties. Two implications: (i) published "LLM accuracy" without model identity is meaningless; (ii) clinical deployments should select models on blinded benchmarks, not on ensemble size. The recommendation is model-specific — Kimi and Qwen excel on evidence-rich variants, while reasoning models (V4-pro, MiMo) commit more often but less reliably. The international extension sharpens this: Gemini 3 Flash leads all nine models in all-inclusive accuracy (76.5%) but with a 27.8% Benign→Pathogenic FP rate (aggressive camp), while Claude pairs 97.0% conditional accuracy with 3.9% FP (conservative camp, closest to Kimi's 2.5%). Behavior style — not vendor, nationality, or price tier — is the operative selection criterion.</w:t>
       </w:r>
     </w:p>
     <w:p>
@@ -5378,7 +5378,7 @@
     </w:p>
     <w:p>
       <w:r>
-        <w:t>temporally blinded test sets, gold standards, all 45,000 raw model outputs, and</w:t>
+        <w:t>temporally blinded test sets, gold standards, all 44,996 raw model outputs, and</w:t>
       </w:r>
     </w:p>
     <w:p>

--- a/docs/submission_JGG.docx
+++ b/docs/submission_JGG.docx
@@ -1913,6 +1913,11 @@
     </w:p>
     <w:p>
       <w:r>
+        <w:t>(Fig. 2)</w:t>
+      </w:r>
+    </w:p>
+    <w:p>
+      <w:r>
         <w:t xml:space="preserve">Three sub-experiments show that LLM reliability is governed by the </w:t>
       </w:r>
       <w:r>
@@ -2073,7 +2078,12 @@
         <w:pStyle w:val="Heading2"/>
       </w:pPr>
       <w:r>
-        <w:t>Five-class analysis: the "Likely" tier is absent</w:t>
+        <w:t>Five-class analysis</w:t>
+      </w:r>
+    </w:p>
+    <w:p>
+      <w:r>
+        <w:t>(Fig. 4): the "Likely" tier is absent</w:t>
       </w:r>
     </w:p>
     <w:p>
@@ -2431,7 +2441,7 @@
     </w:p>
     <w:p>
       <w:r>
-        <w:t>(Fig. 3)</w:t>
+        <w:t>(Fig. 3) (reproducibility audit)</w:t>
       </w:r>
     </w:p>
     <w:p>
@@ -5663,6 +5673,34 @@
     <w:p>
       <w:r>
         <w:t>no-evidence MaveDB task.</w:t>
+      </w:r>
+    </w:p>
+    <w:p>
+      <w:r>
+        <w:rPr>
+          <w:b/>
+        </w:rPr>
+        <w:t>Fig. 4. Fate of gold-standard Benign variants across the nine models.</w:t>
+      </w:r>
+    </w:p>
+    <w:p>
+      <w:r>
+        <w:t>For each model, the share of the 2,500 gold-standard Benign variants that is</w:t>
+      </w:r>
+    </w:p>
+    <w:p>
+      <w:r>
+        <w:t>correctly called Benign (blue), abstained as VUS (grey), or misclassified as</w:t>
+      </w:r>
+    </w:p>
+    <w:p>
+      <w:r>
+        <w:t>Pathogenic (magenta) — the clinically dangerous direction. Conservative and</w:t>
+      </w:r>
+    </w:p>
+    <w:p>
+      <w:r>
+        <w:t>aggressive camps separate sharply on the magenta segment.</w:t>
       </w:r>
     </w:p>
     <w:p>

--- a/docs/submission_JGG.docx
+++ b/docs/submission_JGG.docx
@@ -235,12 +235,7 @@
         <w:pStyle w:val="Heading2"/>
       </w:pPr>
       <w:r>
-        <w:t>Models that speak are almost always right</w:t>
-      </w:r>
-    </w:p>
-    <w:p>
-      <w:r>
-        <w:t>(Fig. 1)</w:t>
+        <w:t>Headline accuracy: models that speak are almost always right</w:t>
       </w:r>
     </w:p>
     <w:p>
@@ -1904,11 +1899,6 @@
       </w:pPr>
       <w:r>
         <w:t>Triangulation: evidence availability drives reliability</w:t>
-      </w:r>
-    </w:p>
-    <w:p>
-      <w:r>
-        <w:t>(Fig. 2)</w:t>
       </w:r>
     </w:p>
     <w:p>

--- a/docs/submission_JGG.docx
+++ b/docs/submission_JGG.docx
@@ -236,6 +236,11 @@
       </w:pPr>
       <w:r>
         <w:t>Headline accuracy: models that speak are almost always right</w:t>
+      </w:r>
+    </w:p>
+    <w:p>
+      <w:r>
+        <w:t>(Fig. 1)</w:t>
       </w:r>
     </w:p>
     <w:p>

--- a/docs/submission_JGG.docx
+++ b/docs/submission_JGG.docx
@@ -1612,7 +1612,7 @@
         <w:t>900 variants curated by expert panels</w:t>
       </w:r>
       <w:r>
-        <w:t xml:space="preserve"> (ClinGen/clinical guideline committees; ReviewStatus = "reviewed by expert panel"; all re-evaluated ≥ 2026-04, P: n=647, B: n=252). Of these, 100 were also sampled into the main test set (Table 1, expert-panel stratum); to guarantee independence, Table 2 reports the </w:t>
+        <w:t xml:space="preserve"> (ClinGen/clinical guideline committees; ReviewStatus = "reviewed by expert panel"; all re-evaluated ≥ 2026-04, P-side 645, B-side 252). Of these, 100 were also sampled into the main test set (Table 1, expert-panel stratum); to guarantee independence, Table S3 reports the </w:t>
       </w:r>
       <w:r>
         <w:rPr>
@@ -1629,7 +1629,7 @@
         <w:rPr>
           <w:b/>
         </w:rPr>
-        <w:t>Table 2. Expert-panel validation (n = 797 exclusive variants; 3 models).</w:t>
+        <w:t>Table S3. Expert-panel validation (n = 797 exclusive variants; 3 models).</w:t>
       </w:r>
     </w:p>
     <w:tbl>
@@ -2078,7 +2078,7 @@
     </w:p>
     <w:p>
       <w:r>
-        <w:t>(Fig. 4): the "Likely" tier is absent</w:t>
+        <w:t>(Fig. 3B): the "Likely" tier is absent</w:t>
       </w:r>
     </w:p>
     <w:p>
@@ -2436,7 +2436,7 @@
     </w:p>
     <w:p>
       <w:r>
-        <w:t>(Fig. 3) (reproducibility audit)</w:t>
+        <w:t>(Fig. 3A) (reproducibility audit)</w:t>
       </w:r>
     </w:p>
     <w:p>
@@ -2738,7 +2738,12 @@
         <w:pStyle w:val="Heading2"/>
       </w:pPr>
       <w:r>
-        <w:t>International extension: three foreign flagships at full scale</w:t>
+        <w:t>International extension</w:t>
+      </w:r>
+    </w:p>
+    <w:p>
+      <w:r>
+        <w:t>(Fig. 4): three foreign flagships at full scale</w:t>
       </w:r>
     </w:p>
     <w:p>
@@ -4165,7 +4170,12 @@
         <w:pStyle w:val="Heading2"/>
       </w:pPr>
       <w:r>
-        <w:t>Prompt-asymmetry robustness check and foreign-model determinism</w:t>
+        <w:t>Prompt-asymmetry robustness check</w:t>
+      </w:r>
+    </w:p>
+    <w:p>
+      <w:r>
+        <w:t>(Fig. 5) and foreign-model determinism</w:t>
       </w:r>
     </w:p>
     <w:p>
@@ -5675,6 +5685,19 @@
         <w:rPr>
           <w:b/>
         </w:rPr>
+        <w:t>Fig. 5. Behavioral dashboard of the nine models.</w:t>
+      </w:r>
+    </w:p>
+    <w:p>
+      <w:r>
+        <w:t>Six audited dimensions per model (all-inclusive, conditional, expert-panel, abstention, Benign-to-Pathogenic FP, spoken rate), color-coded 0-100; the dashboard summarizes the audit and supports model selection.</w:t>
+      </w:r>
+    </w:p>
+    <w:p>
+      <w:r>
+        <w:rPr>
+          <w:b/>
+        </w:rPr>
         <w:t>Fig. 4. Fate of gold-standard Benign variants across the nine models.</w:t>
       </w:r>
     </w:p>
@@ -5760,6 +5783,20 @@
       </w:r>
       <w:r>
         <w:t xml:space="preserve"> Nine-model comparison on the complete test set (n = 5,000 per model).</w:t>
+      </w:r>
+    </w:p>
+    <w:p>
+      <w:r>
+        <w:t xml:space="preserve">- </w:t>
+      </w:r>
+      <w:r>
+        <w:rPr>
+          <w:b/>
+        </w:rPr>
+        <w:t>Table S3.</w:t>
+      </w:r>
+      <w:r>
+        <w:t xml:space="preserve"> Expert-panel validation (n = 797 exclusive variants; 3 models).</w:t>
       </w:r>
     </w:p>
     <w:p>

--- a/docs/submission_JGG.docx
+++ b/docs/submission_JGG.docx
@@ -1141,7 +1141,7 @@
               <w:rPr>
                 <w:sz w:val="18"/>
               </w:rPr>
-              <w:t>98.3%</w:t>
+              <w:t>98.4%</w:t>
             </w:r>
           </w:p>
         </w:tc>
@@ -1159,7 +1159,7 @@
               <w:rPr>
                 <w:sz w:val="18"/>
               </w:rPr>
-              <w:t>2,915</w:t>
+              <w:t>2,911</w:t>
             </w:r>
           </w:p>
         </w:tc>
@@ -1249,7 +1249,7 @@
         <w:t>diversity and selection</w:t>
       </w:r>
       <w:r>
-        <w:t xml:space="preserve"> matter more than ensemble size; however, when the ensemble agrees on a definitive call (2,915 variants), conditional accuracy reaches 98.3%.</w:t>
+        <w:t xml:space="preserve"> matter more than ensemble size; however, when the ensemble agrees on a definitive call (2,911 variants), conditional accuracy reaches 98.4%.</w:t>
       </w:r>
     </w:p>
     <w:p>

--- a/docs/submission_JGG.docx
+++ b/docs/submission_JGG.docx
@@ -1612,7 +1612,7 @@
         <w:t>900 variants curated by expert panels</w:t>
       </w:r>
       <w:r>
-        <w:t xml:space="preserve"> (ClinGen/clinical guideline committees; ReviewStatus = "reviewed by expert panel"; all re-evaluated ≥ 2026-04, P-side 645, B-side 252). Of these, 100 were also sampled into the main test set (Table 1, expert-panel stratum); to guarantee independence, Table S3 reports the </w:t>
+        <w:t xml:space="preserve"> (ClinGen/clinical guideline committees; ReviewStatus = "reviewed by expert panel"; all re-evaluated between 2026-01 and 2026-07, P-side 645, B-side 252). Of these, 100 were also sampled into the main test set (Table 1, expert-panel stratum); to guarantee independence, Table S3 reports the </w:t>
       </w:r>
       <w:r>
         <w:rPr>

--- a/docs/submission_JGG.docx
+++ b/docs/submission_JGG.docx
@@ -5497,7 +5497,7 @@
     </w:p>
     <w:p>
       <w:r>
-        <w:t>【可选：资助致谢】</w:t>
+        <w:t>Not applicable.</w:t>
       </w:r>
     </w:p>
     <w:p>
@@ -5510,7 +5510,7 @@
     </w:p>
     <w:p>
       <w:r>
-        <w:t>AI-CURA, 2026. AI-CURA, an automated LLM workflow for high-accuracy genetic variant classification. Sci. Transl. Med. 【卷/页待补】. doi:10.1126/scitranslmed.adz4172</w:t>
+        <w:t>AI-CURA, 2026. AI-CURA, an automated LLM workflow for high-accuracy genetic variant classification. Sci. Transl. Med.  doi:10.1126/scitranslmed.adz4172</w:t>
       </w:r>
     </w:p>
     <w:p>
@@ -5520,7 +5520,7 @@
     </w:p>
     <w:p>
       <w:r>
-        <w:t>Bordt, S., et al., 2024. How much can we forget about data contamination? OpenReview. 【年份待核】 https://openreview.net/forum?id=Pf0PaYS9KG</w:t>
+        <w:t>Bordt, S., et al., 2024. How much can we forget about data contamination? OpenReview. https://openreview.net/forum?id=Pf0PaYS9KG</w:t>
       </w:r>
     </w:p>
     <w:p>
@@ -5599,11 +5599,6 @@
       </w:pPr>
       <w:r>
         <w:t>Tables</w:t>
-      </w:r>
-    </w:p>
-    <w:p>
-      <w:r>
-        <w:t>【Table 1 与 Table 2 见正文内；表格编辑阶段移入 Elsevier 模板时重排】</w:t>
       </w:r>
     </w:p>
     <w:p>

--- a/docs/submission_JGG.docx
+++ b/docs/submission_JGG.docx
@@ -5535,7 +5535,7 @@
     </w:p>
     <w:p>
       <w:r>
-        <w:t>Esposito, D., Weile, J., Shrestha, R., et al., 2019. MaveDB: an open-source platform to distribute and query data from multiplexed assays of variant effect. bioRxiv. 【版本待核】</w:t>
+        <w:t xml:space="preserve">Esposito, D., Weile, J., Shrestha, R., et al., 2019. MaveDB: an open-source platform to distribute and query data from multiplexed assays of variant effect. bioRxiv. </w:t>
       </w:r>
     </w:p>
     <w:p>

--- a/docs/submission_JGG.docx
+++ b/docs/submission_JGG.docx
@@ -5393,7 +5393,7 @@
     </w:p>
     <w:p>
       <w:r>
-        <w:t>temporally blinded test sets, gold standards, all 44,996 raw model outputs, and</w:t>
+        <w:t>temporally blinded test sets, gold standards, all 45,000 raw model outputs (4 parse-failure rows excluded from analysis), and</w:t>
       </w:r>
     </w:p>
     <w:p>

--- a/docs/submission_JGG.docx
+++ b/docs/submission_JGG.docx
@@ -224,10 +224,19 @@
         <w:rPr>
           <w:b/>
         </w:rPr>
-        <w:t>29,996/30,000 (99.99%)</w:t>
-      </w:r>
-      <w:r>
-        <w:t xml:space="preserve"> variant-model pairs completed successfully; 4 pairs (0.08%, Qwen endpoint) failed permanently and were excluded. All analyses use binary Pathogenic vs. Benign evaluation with VUS treated as abstention (see Methods).</w:t>
+        <w:t>30,000/30,000</w:t>
+      </w:r>
+      <w:r>
+        <w:t xml:space="preserve"> domestic and </w:t>
+      </w:r>
+      <w:r>
+        <w:rPr>
+          <w:b/>
+        </w:rPr>
+        <w:t>15,000/15,000</w:t>
+      </w:r>
+      <w:r>
+        <w:t xml:space="preserve"> international variant-model pairs completed successfully (4 initial parse failures were automatically retried). All analyses use binary Pathogenic vs. Benign evaluation with VUS treated as abstention (see Methods).</w:t>
       </w:r>
     </w:p>
     <w:p>
